--- a/forest_methods_by_registry_deduplicated.docx
+++ b/forest_methods_by_registry_deduplicated.docx
@@ -10,10 +10,10 @@
         <w:tblLook w:val="0420" w:firstRow="1" w:lastRow="0" w:firstColumn="0" w:lastColumn="0" w:noHBand="0" w:noVBand="1"/>
       </w:tblPr>
       <w:tblGrid>
-        <w:gridCol w:w="3021"/>
+        <w:gridCol w:w="3232"/>
         <w:gridCol w:w="1117"/>
-        <w:gridCol w:w="6421"/>
-        <w:gridCol w:w="3445"/>
+        <w:gridCol w:w="6316"/>
+        <w:gridCol w:w="3339"/>
       </w:tblGrid>
       <w:tr>
         <w:trPr>
@@ -21,7 +21,7 @@
         </w:trPr>
         <w:tc>
           <w:tcPr>
-            <w:tcW w:w="3728" w:type="pct"/>
+            <w:tcW w:w="3770" w:type="pct"/>
             <w:gridSpan w:val="3"/>
             <w:tcBorders>
               <w:top w:val="single" w:sz="12" w:space="0" w:color="666666"/>
@@ -64,13 +64,53 @@
                 <w:sz w:val="22"/>
                 <w:szCs w:val="22"/>
               </w:rPr>
-              <w:t>Summary of unique forest project methodologies per registry (deduplicated)</w:t>
-            </w:r>
-          </w:p>
-        </w:tc>
-        <w:tc>
-          <w:tcPr>
-            <w:tcW w:w="1272" w:type="pct"/>
+              <w:t xml:space="preserve">Summary </w:t>
+            </w:r>
+            <w:r>
+              <w:rPr>
+                <w:rFonts w:ascii="Helvetica" w:eastAsia="Helvetica" w:hAnsi="Helvetica" w:cs="Helvetica"/>
+                <w:b/>
+                <w:color w:val="000000"/>
+                <w:sz w:val="22"/>
+                <w:szCs w:val="22"/>
+              </w:rPr>
+              <w:t>of</w:t>
+            </w:r>
+            <w:r>
+              <w:rPr>
+                <w:rFonts w:ascii="Helvetica" w:eastAsia="Helvetica" w:hAnsi="Helvetica" w:cs="Helvetica"/>
+                <w:b/>
+                <w:color w:val="000000"/>
+                <w:sz w:val="22"/>
+                <w:szCs w:val="22"/>
+              </w:rPr>
+              <w:t xml:space="preserve"> forest</w:t>
+            </w:r>
+            <w:r>
+              <w:rPr>
+                <w:rFonts w:ascii="Helvetica" w:eastAsia="Helvetica" w:hAnsi="Helvetica" w:cs="Helvetica"/>
+                <w:b/>
+                <w:color w:val="000000"/>
+                <w:sz w:val="22"/>
+                <w:szCs w:val="22"/>
+              </w:rPr>
+              <w:t>-based</w:t>
+            </w:r>
+            <w:r>
+              <w:rPr>
+                <w:rFonts w:ascii="Helvetica" w:eastAsia="Helvetica" w:hAnsi="Helvetica" w:cs="Helvetica"/>
+                <w:b/>
+                <w:color w:val="000000"/>
+                <w:sz w:val="22"/>
+                <w:szCs w:val="22"/>
+              </w:rPr>
+              <w:t xml:space="preserve"> project methodologies per registry</w:t>
+            </w:r>
+          </w:p>
+        </w:tc>
+        <w:tc>
+          <w:tcPr>
+            <w:tcW w:w="1230" w:type="pct"/>
             <w:tcBorders>
               <w:top w:val="single" w:sz="12" w:space="0" w:color="666666"/>
               <w:left w:val="none" w:sz="0" w:space="0" w:color="000000"/>
@@ -202,7 +242,7 @@
         </w:tc>
         <w:tc>
           <w:tcPr>
-            <w:tcW w:w="2335" w:type="pct"/>
+            <w:tcW w:w="2293" w:type="pct"/>
             <w:tcBorders>
               <w:top w:val="single" w:sz="12" w:space="0" w:color="666666"/>
               <w:left w:val="none" w:sz="0" w:space="0" w:color="000000"/>
@@ -250,7 +290,7 @@
         </w:tc>
         <w:tc>
           <w:tcPr>
-            <w:tcW w:w="1272" w:type="pct"/>
+            <w:tcW w:w="1230" w:type="pct"/>
             <w:tcBorders>
               <w:top w:val="single" w:sz="12" w:space="0" w:color="666666"/>
               <w:left w:val="none" w:sz="0" w:space="0" w:color="000000"/>
@@ -333,8 +373,26 @@
                 <w:sz w:val="22"/>
                 <w:szCs w:val="22"/>
               </w:rPr>
+              <w:t>American Carbon Registry (</w:t>
+            </w:r>
+            <w:r>
+              <w:rPr>
+                <w:rFonts w:ascii="Helvetica" w:eastAsia="Helvetica" w:hAnsi="Helvetica" w:cs="Helvetica"/>
+                <w:color w:val="000000"/>
+                <w:sz w:val="22"/>
+                <w:szCs w:val="22"/>
+              </w:rPr>
               <w:t>ACR</w:t>
             </w:r>
+            <w:r>
+              <w:rPr>
+                <w:rFonts w:ascii="Helvetica" w:eastAsia="Helvetica" w:hAnsi="Helvetica" w:cs="Helvetica"/>
+                <w:color w:val="000000"/>
+                <w:sz w:val="22"/>
+                <w:szCs w:val="22"/>
+              </w:rPr>
+              <w:t>)</w:t>
+            </w:r>
           </w:p>
         </w:tc>
         <w:tc>
@@ -385,7 +443,7 @@
         </w:tc>
         <w:tc>
           <w:tcPr>
-            <w:tcW w:w="2335" w:type="pct"/>
+            <w:tcW w:w="2293" w:type="pct"/>
             <w:tcBorders>
               <w:top w:val="single" w:sz="12" w:space="0" w:color="666666"/>
               <w:left w:val="none" w:sz="0" w:space="0" w:color="000000"/>
@@ -431,7 +489,7 @@
         </w:tc>
         <w:tc>
           <w:tcPr>
-            <w:tcW w:w="1272" w:type="pct"/>
+            <w:tcW w:w="1230" w:type="pct"/>
             <w:tcBorders>
               <w:top w:val="single" w:sz="12" w:space="0" w:color="666666"/>
               <w:left w:val="none" w:sz="0" w:space="0" w:color="000000"/>
@@ -457,6 +515,35 @@
                 <w:szCs w:val="22"/>
               </w:rPr>
             </w:pPr>
+            <w:r>
+              <w:rPr>
+                <w:rFonts w:ascii="Helvetica" w:eastAsia="Helvetica" w:hAnsi="Helvetica" w:cs="Helvetica"/>
+                <w:color w:val="000000"/>
+                <w:sz w:val="22"/>
+                <w:szCs w:val="22"/>
+              </w:rPr>
+              <w:t xml:space="preserve">U.S.-based carbon crediting </w:t>
+            </w:r>
+            <w:proofErr w:type="spellStart"/>
+            <w:r>
+              <w:rPr>
+                <w:rFonts w:ascii="Helvetica" w:eastAsia="Helvetica" w:hAnsi="Helvetica" w:cs="Helvetica"/>
+                <w:color w:val="000000"/>
+                <w:sz w:val="22"/>
+                <w:szCs w:val="22"/>
+              </w:rPr>
+              <w:t>programme</w:t>
+            </w:r>
+            <w:proofErr w:type="spellEnd"/>
+            <w:r>
+              <w:rPr>
+                <w:rFonts w:ascii="Helvetica" w:eastAsia="Helvetica" w:hAnsi="Helvetica" w:cs="Helvetica"/>
+                <w:color w:val="000000"/>
+                <w:sz w:val="22"/>
+                <w:szCs w:val="22"/>
+              </w:rPr>
+              <w:t xml:space="preserve"> operating in global compliance and voluntary markets</w:t>
+            </w:r>
           </w:p>
         </w:tc>
       </w:tr>
@@ -555,7 +642,7 @@
         </w:tc>
         <w:tc>
           <w:tcPr>
-            <w:tcW w:w="2335" w:type="pct"/>
+            <w:tcW w:w="2293" w:type="pct"/>
             <w:tcBorders>
               <w:top w:val="single" w:sz="6" w:space="0" w:color="666666"/>
               <w:left w:val="none" w:sz="0" w:space="0" w:color="000000"/>
@@ -632,32 +719,41 @@
         </w:tc>
         <w:tc>
           <w:tcPr>
-            <w:tcW w:w="1272" w:type="pct"/>
-            <w:tcBorders>
-              <w:top w:val="single" w:sz="6" w:space="0" w:color="666666"/>
-              <w:left w:val="none" w:sz="0" w:space="0" w:color="000000"/>
-              <w:bottom w:val="single" w:sz="6" w:space="0" w:color="666666"/>
-              <w:right w:val="none" w:sz="0" w:space="0" w:color="000000"/>
-            </w:tcBorders>
-            <w:shd w:val="clear" w:color="auto" w:fill="FFFFFF"/>
-          </w:tcPr>
-          <w:p>
-            <w:pPr>
-              <w:pBdr>
-                <w:top w:val="none" w:sz="0" w:space="0" w:color="000000"/>
-                <w:left w:val="none" w:sz="0" w:space="0" w:color="000000"/>
-                <w:bottom w:val="none" w:sz="0" w:space="0" w:color="000000"/>
-                <w:right w:val="none" w:sz="0" w:space="0" w:color="000000"/>
-              </w:pBdr>
-              <w:spacing w:before="100" w:after="100"/>
-              <w:ind w:left="100" w:right="100"/>
-              <w:rPr>
-                <w:rFonts w:ascii="Helvetica" w:eastAsia="Helvetica" w:hAnsi="Helvetica" w:cs="Helvetica"/>
-                <w:color w:val="000000"/>
-                <w:sz w:val="22"/>
-                <w:szCs w:val="22"/>
-              </w:rPr>
-            </w:pPr>
+            <w:tcW w:w="1230" w:type="pct"/>
+            <w:tcBorders>
+              <w:top w:val="single" w:sz="6" w:space="0" w:color="666666"/>
+              <w:left w:val="none" w:sz="0" w:space="0" w:color="000000"/>
+              <w:bottom w:val="single" w:sz="6" w:space="0" w:color="666666"/>
+              <w:right w:val="none" w:sz="0" w:space="0" w:color="000000"/>
+            </w:tcBorders>
+            <w:shd w:val="clear" w:color="auto" w:fill="FFFFFF"/>
+          </w:tcPr>
+          <w:p>
+            <w:pPr>
+              <w:pBdr>
+                <w:top w:val="none" w:sz="0" w:space="0" w:color="000000"/>
+                <w:left w:val="none" w:sz="0" w:space="0" w:color="000000"/>
+                <w:bottom w:val="none" w:sz="0" w:space="0" w:color="000000"/>
+                <w:right w:val="none" w:sz="0" w:space="0" w:color="000000"/>
+              </w:pBdr>
+              <w:spacing w:before="100" w:after="100"/>
+              <w:ind w:left="100" w:right="100"/>
+              <w:rPr>
+                <w:rFonts w:ascii="Helvetica" w:eastAsia="Helvetica" w:hAnsi="Helvetica" w:cs="Helvetica"/>
+                <w:color w:val="000000"/>
+                <w:sz w:val="22"/>
+                <w:szCs w:val="22"/>
+              </w:rPr>
+            </w:pPr>
+            <w:r>
+              <w:rPr>
+                <w:rFonts w:ascii="Helvetica" w:eastAsia="Helvetica" w:hAnsi="Helvetica" w:cs="Helvetica"/>
+                <w:color w:val="000000"/>
+                <w:sz w:val="22"/>
+                <w:szCs w:val="22"/>
+              </w:rPr>
+              <w:t>A framework and methodology to increase the accessibility of the international voluntary carbon market for smallholder farmers in the developing world, particularly in the agroforestry sector</w:t>
+            </w:r>
           </w:p>
         </w:tc>
       </w:tr>
@@ -756,7 +852,7 @@
         </w:tc>
         <w:tc>
           <w:tcPr>
-            <w:tcW w:w="2335" w:type="pct"/>
+            <w:tcW w:w="2293" w:type="pct"/>
             <w:tcBorders>
               <w:top w:val="single" w:sz="6" w:space="0" w:color="666666"/>
               <w:left w:val="none" w:sz="0" w:space="0" w:color="000000"/>
@@ -802,32 +898,71 @@
         </w:tc>
         <w:tc>
           <w:tcPr>
-            <w:tcW w:w="1272" w:type="pct"/>
-            <w:tcBorders>
-              <w:top w:val="single" w:sz="6" w:space="0" w:color="666666"/>
-              <w:left w:val="none" w:sz="0" w:space="0" w:color="000000"/>
-              <w:bottom w:val="single" w:sz="6" w:space="0" w:color="666666"/>
-              <w:right w:val="none" w:sz="0" w:space="0" w:color="000000"/>
-            </w:tcBorders>
-            <w:shd w:val="clear" w:color="auto" w:fill="FFFFFF"/>
-          </w:tcPr>
-          <w:p>
-            <w:pPr>
-              <w:pBdr>
-                <w:top w:val="none" w:sz="0" w:space="0" w:color="000000"/>
-                <w:left w:val="none" w:sz="0" w:space="0" w:color="000000"/>
-                <w:bottom w:val="none" w:sz="0" w:space="0" w:color="000000"/>
-                <w:right w:val="none" w:sz="0" w:space="0" w:color="000000"/>
-              </w:pBdr>
-              <w:spacing w:before="100" w:after="100"/>
-              <w:ind w:left="100" w:right="100"/>
-              <w:rPr>
-                <w:rFonts w:ascii="Helvetica" w:eastAsia="Helvetica" w:hAnsi="Helvetica" w:cs="Helvetica"/>
-                <w:color w:val="000000"/>
-                <w:sz w:val="22"/>
-                <w:szCs w:val="22"/>
-              </w:rPr>
-            </w:pPr>
+            <w:tcW w:w="1230" w:type="pct"/>
+            <w:tcBorders>
+              <w:top w:val="single" w:sz="6" w:space="0" w:color="666666"/>
+              <w:left w:val="none" w:sz="0" w:space="0" w:color="000000"/>
+              <w:bottom w:val="single" w:sz="6" w:space="0" w:color="666666"/>
+              <w:right w:val="none" w:sz="0" w:space="0" w:color="000000"/>
+            </w:tcBorders>
+            <w:shd w:val="clear" w:color="auto" w:fill="FFFFFF"/>
+          </w:tcPr>
+          <w:p>
+            <w:pPr>
+              <w:pBdr>
+                <w:top w:val="none" w:sz="0" w:space="0" w:color="000000"/>
+                <w:left w:val="none" w:sz="0" w:space="0" w:color="000000"/>
+                <w:bottom w:val="none" w:sz="0" w:space="0" w:color="000000"/>
+                <w:right w:val="none" w:sz="0" w:space="0" w:color="000000"/>
+              </w:pBdr>
+              <w:spacing w:before="100" w:after="100"/>
+              <w:ind w:left="100" w:right="100"/>
+              <w:rPr>
+                <w:rFonts w:ascii="Helvetica" w:eastAsia="Helvetica" w:hAnsi="Helvetica" w:cs="Helvetica"/>
+                <w:color w:val="000000"/>
+                <w:sz w:val="22"/>
+                <w:szCs w:val="22"/>
+              </w:rPr>
+            </w:pPr>
+            <w:r>
+              <w:rPr>
+                <w:rFonts w:ascii="Helvetica" w:eastAsia="Helvetica" w:hAnsi="Helvetica" w:cs="Helvetica"/>
+                <w:color w:val="000000"/>
+                <w:sz w:val="22"/>
+                <w:szCs w:val="22"/>
+              </w:rPr>
+              <w:t xml:space="preserve">Global </w:t>
+            </w:r>
+            <w:proofErr w:type="spellStart"/>
+            <w:r>
+              <w:rPr>
+                <w:rFonts w:ascii="Helvetica" w:eastAsia="Helvetica" w:hAnsi="Helvetica" w:cs="Helvetica"/>
+                <w:color w:val="000000"/>
+                <w:sz w:val="22"/>
+                <w:szCs w:val="22"/>
+              </w:rPr>
+              <w:t>incentivisation</w:t>
+            </w:r>
+            <w:proofErr w:type="spellEnd"/>
+            <w:r>
+              <w:rPr>
+                <w:rFonts w:ascii="Helvetica" w:eastAsia="Helvetica" w:hAnsi="Helvetica" w:cs="Helvetica"/>
+                <w:color w:val="000000"/>
+                <w:sz w:val="22"/>
+                <w:szCs w:val="22"/>
+              </w:rPr>
+              <w:t xml:space="preserve"> initiative to encourage governments to reduce emissions from deforestation and forest degradation, and </w:t>
+            </w:r>
+            <w:r>
+              <w:rPr>
+                <w:rFonts w:ascii="Helvetica" w:eastAsia="Helvetica" w:hAnsi="Helvetica" w:cs="Helvetica"/>
+                <w:color w:val="000000"/>
+                <w:sz w:val="22"/>
+                <w:szCs w:val="22"/>
+              </w:rPr>
+              <w:lastRenderedPageBreak/>
+              <w:t>protect or restore existing forests</w:t>
+            </w:r>
           </w:p>
         </w:tc>
       </w:tr>
@@ -874,7 +1009,35 @@
                 <w:sz w:val="22"/>
                 <w:szCs w:val="22"/>
               </w:rPr>
-              <w:t>Australia ETS</w:t>
+              <w:lastRenderedPageBreak/>
+              <w:t>Australia</w:t>
+            </w:r>
+            <w:r>
+              <w:rPr>
+                <w:rFonts w:ascii="Helvetica" w:eastAsia="Helvetica" w:hAnsi="Helvetica" w:cs="Helvetica"/>
+                <w:color w:val="000000"/>
+                <w:sz w:val="22"/>
+                <w:szCs w:val="22"/>
+              </w:rPr>
+              <w:t>n Carbon Credit Unit (ACCU) Scheme (Australian</w:t>
+            </w:r>
+            <w:r>
+              <w:rPr>
+                <w:rFonts w:ascii="Helvetica" w:eastAsia="Helvetica" w:hAnsi="Helvetica" w:cs="Helvetica"/>
+                <w:color w:val="000000"/>
+                <w:sz w:val="22"/>
+                <w:szCs w:val="22"/>
+              </w:rPr>
+              <w:t xml:space="preserve"> ETS</w:t>
+            </w:r>
+            <w:r>
+              <w:rPr>
+                <w:rFonts w:ascii="Helvetica" w:eastAsia="Helvetica" w:hAnsi="Helvetica" w:cs="Helvetica"/>
+                <w:color w:val="000000"/>
+                <w:sz w:val="22"/>
+                <w:szCs w:val="22"/>
+              </w:rPr>
+              <w:t>)</w:t>
             </w:r>
           </w:p>
         </w:tc>
@@ -926,47 +1089,47 @@
         </w:tc>
         <w:tc>
           <w:tcPr>
-            <w:tcW w:w="2335" w:type="pct"/>
-            <w:tcBorders>
-              <w:top w:val="single" w:sz="6" w:space="0" w:color="666666"/>
-              <w:left w:val="none" w:sz="0" w:space="0" w:color="000000"/>
-              <w:bottom w:val="single" w:sz="6" w:space="0" w:color="666666"/>
-              <w:right w:val="none" w:sz="0" w:space="0" w:color="000000"/>
-            </w:tcBorders>
-            <w:shd w:val="clear" w:color="auto" w:fill="FFFFFF"/>
-            <w:tcMar>
-              <w:top w:w="0" w:type="dxa"/>
-              <w:left w:w="0" w:type="dxa"/>
-              <w:bottom w:w="0" w:type="dxa"/>
-              <w:right w:w="0" w:type="dxa"/>
-            </w:tcMar>
-            <w:vAlign w:val="center"/>
-          </w:tcPr>
-          <w:p>
-            <w:pPr>
-              <w:pBdr>
-                <w:top w:val="none" w:sz="0" w:space="0" w:color="000000"/>
-                <w:left w:val="none" w:sz="0" w:space="0" w:color="000000"/>
-                <w:bottom w:val="none" w:sz="0" w:space="0" w:color="000000"/>
-                <w:right w:val="none" w:sz="0" w:space="0" w:color="000000"/>
-              </w:pBdr>
-              <w:spacing w:before="100" w:after="100"/>
-              <w:ind w:left="100" w:right="100"/>
-              <w:rPr>
-                <w:rFonts w:ascii="Helvetica" w:eastAsia="Helvetica" w:hAnsi="Helvetica" w:cs="Helvetica"/>
-                <w:color w:val="000000"/>
-                <w:sz w:val="22"/>
-                <w:szCs w:val="22"/>
-              </w:rPr>
-            </w:pPr>
-            <w:r>
-              <w:rPr>
-                <w:rFonts w:ascii="Helvetica" w:eastAsia="Helvetica" w:hAnsi="Helvetica" w:cs="Helvetica"/>
-                <w:color w:val="000000"/>
-                <w:sz w:val="22"/>
-                <w:szCs w:val="22"/>
-              </w:rPr>
-              <w:t xml:space="preserve">Carbon Credits (Carbon Farming Initiative-Avoided Clearing of Native Regrowth) Methodology Determination 2015; Carbon Credits (Carbon Farming Initiative-Avoided Clearing of Native Regrowth) Methodology Determination 2015 (Compilation No. 1); Carbon Credits (Carbon Farming Initiative-Avoided Deforestation 1.1) Methodology Determination 2015; Carbon Credits (Carbon Farming Initiative-Designated Verified Carbon Standard Projects) Methodology Determination 2015; Carbon Credits (Carbon Farming Initiative-Plantation Forestry) Methodology Determination 2017; Carbon Credits (Carbon </w:t>
+            <w:tcW w:w="2293" w:type="pct"/>
+            <w:tcBorders>
+              <w:top w:val="single" w:sz="6" w:space="0" w:color="666666"/>
+              <w:left w:val="none" w:sz="0" w:space="0" w:color="000000"/>
+              <w:bottom w:val="single" w:sz="6" w:space="0" w:color="666666"/>
+              <w:right w:val="none" w:sz="0" w:space="0" w:color="000000"/>
+            </w:tcBorders>
+            <w:shd w:val="clear" w:color="auto" w:fill="FFFFFF"/>
+            <w:tcMar>
+              <w:top w:w="0" w:type="dxa"/>
+              <w:left w:w="0" w:type="dxa"/>
+              <w:bottom w:w="0" w:type="dxa"/>
+              <w:right w:w="0" w:type="dxa"/>
+            </w:tcMar>
+            <w:vAlign w:val="center"/>
+          </w:tcPr>
+          <w:p>
+            <w:pPr>
+              <w:pBdr>
+                <w:top w:val="none" w:sz="0" w:space="0" w:color="000000"/>
+                <w:left w:val="none" w:sz="0" w:space="0" w:color="000000"/>
+                <w:bottom w:val="none" w:sz="0" w:space="0" w:color="000000"/>
+                <w:right w:val="none" w:sz="0" w:space="0" w:color="000000"/>
+              </w:pBdr>
+              <w:spacing w:before="100" w:after="100"/>
+              <w:ind w:left="100" w:right="100"/>
+              <w:rPr>
+                <w:rFonts w:ascii="Helvetica" w:eastAsia="Helvetica" w:hAnsi="Helvetica" w:cs="Helvetica"/>
+                <w:color w:val="000000"/>
+                <w:sz w:val="22"/>
+                <w:szCs w:val="22"/>
+              </w:rPr>
+            </w:pPr>
+            <w:r>
+              <w:rPr>
+                <w:rFonts w:ascii="Helvetica" w:eastAsia="Helvetica" w:hAnsi="Helvetica" w:cs="Helvetica"/>
+                <w:color w:val="000000"/>
+                <w:sz w:val="22"/>
+                <w:szCs w:val="22"/>
+              </w:rPr>
+              <w:t xml:space="preserve">Carbon Credits (Carbon Farming Initiative-Avoided Clearing of Native Regrowth) Methodology Determination 2015; Carbon Credits (Carbon Farming Initiative-Avoided Clearing of Native Regrowth) Methodology Determination 2015 (Compilation No. 1); Carbon Credits (Carbon Farming Initiative-Avoided Deforestation 1.1) Methodology Determination 2015; Carbon Credits (Carbon Farming Initiative-Designated Verified Carbon Standard Projects) Methodology Determination 2015; Carbon Credits (Carbon Farming Initiative-Plantation Forestry) Methodology Determination 2017; Carbon Credits (Carbon Farming Initiative-Plantation Forestry) Methodology Determination 2017 (Compilation No. 1); Carbon Credits (Carbon Farming Initiative-Plantation Forestry) Methodology Determination 2022; Carbon Credits (Carbon Farming Initiative-Reforestation and Afforestation 2.0) Methodology Determination 2015; Carbon Credits (Carbon Farming Initiative) (Avoided Deforestation) Methodology Determination 2013; Carbon Credits (Carbon Farming Initiative) (Human-Induced Regeneration of a Permanent Even-Aged Native Forest-1.1) Methodology Determination 2013 (Compilation No. 1); Carbon Credits (Carbon Farming Initiative) (Human-Induced Regeneration of a Permanent Even-Aged Native Forest-1.1) Methodology Determination 2013 (Compilation No. 2); Carbon Credits (Carbon Farming Initiative) (Human-Induced Regeneration of a Permanent Even-Aged Native Forest-1.1) Methodology Determination 2013 (Compilation No. </w:t>
             </w:r>
             <w:r>
               <w:rPr>
@@ -976,7 +1139,87 @@
                 <w:szCs w:val="22"/>
               </w:rPr>
               <w:lastRenderedPageBreak/>
-              <w:t xml:space="preserve">Farming Initiative-Plantation Forestry) Methodology Determination 2017 (Compilation No. 1); Carbon Credits (Carbon Farming Initiative-Plantation Forestry) Methodology Determination 2022; Carbon Credits (Carbon Farming Initiative-Reforestation and Afforestation 2.0) Methodology Determination 2015; Carbon Credits (Carbon Farming Initiative) (Avoided Deforestation) Methodology Determination 2013; Carbon Credits (Carbon Farming Initiative) (Human-Induced Regeneration of a Permanent Even-Aged Native Forest-1.1) Methodology Determination 2013 (Compilation No. 1); Carbon Credits (Carbon Farming Initiative) (Human-Induced Regeneration of a Permanent Even-Aged Native Forest-1.1) Methodology Determination 2013 (Compilation No. 2); Carbon Credits (Carbon Farming Initiative) (Human-Induced Regeneration of a Permanent Even-Aged Native Forest-1.1) Methodology Determination 2013 (Compilation No. 3); Carbon Credits (Carbon Farming Initiative) (Measurement Based Methods for New Farm Forestry Plantations) Methodology Determination 2014 (Compilation No. 1); Carbon Credits (Carbon Farming Initiative) (Native Forest from Managed Regrowth) Methodology Determination 2013; Carbon Credits (Carbon Farming Initiative) (Native Forest from Managed Regrowth) Methodology Determination 2013 (Compilation No. 1); Carbon Credits (Carbon Farming Initiative) (Native Forest from Managed Regrowth) Methodology Determination 2013 (Compilation No. 2); Carbon Credits (Carbon Farming Initiative) (Quantifying Carbon Sequestration by Permanent Mallee Plantings using the Reforestation Modelling Tool) Methodology Determination 2013; Carbon Credits (Carbon Farming Initiative) </w:t>
+              <w:t>3); Carbon Credits (Carbon Farming Initiative) (Measurement Based Methods for New Farm Forestry Plantations) Methodology Determination 2014 (Compilation No. 1); Carbon Credits (Carbon Farming Initiative) (Native Forest from Managed Regrowth) Methodology Determination 2013; Carbon Credits (Carbon Farming Initiative) (Native Forest from Managed Regrowth) Methodology Determination 2013 (Compilation No. 1); Carbon Credits (Carbon Farming Initiative) (Native Forest from Managed Regrowth) Methodology Determination 2013 (Compilation No. 2); Carbon Credits (Carbon Farming Initiative) (Quantifying Carbon Sequestration by Permanent Mallee Plantings using the Reforestation Modelling Tool) Methodology Determination 2013; Carbon Credits (Carbon Farming Initiative) (Reforestation and Afforestation-1.2) Methodology Determination 2013; Carbon Credits (Carbon Farming Initiative) (Reforestation and Afforestation) Methodology Determination 2013; Carbon Credits (Carbon Farming Initiative) (Reforestation by Environmental or Mallee Plantings-</w:t>
+            </w:r>
+            <w:proofErr w:type="spellStart"/>
+            <w:r>
+              <w:rPr>
+                <w:rFonts w:ascii="Helvetica" w:eastAsia="Helvetica" w:hAnsi="Helvetica" w:cs="Helvetica"/>
+                <w:color w:val="000000"/>
+                <w:sz w:val="22"/>
+                <w:szCs w:val="22"/>
+              </w:rPr>
+              <w:t>FullCAM</w:t>
+            </w:r>
+            <w:proofErr w:type="spellEnd"/>
+            <w:r>
+              <w:rPr>
+                <w:rFonts w:ascii="Helvetica" w:eastAsia="Helvetica" w:hAnsi="Helvetica" w:cs="Helvetica"/>
+                <w:color w:val="000000"/>
+                <w:sz w:val="22"/>
+                <w:szCs w:val="22"/>
+              </w:rPr>
+              <w:t>) Methodology Determination 2014; Carbon Credits (Carbon Farming Initiative) (Reforestation by Environmental or Mallee Plantings-</w:t>
+            </w:r>
+            <w:proofErr w:type="spellStart"/>
+            <w:r>
+              <w:rPr>
+                <w:rFonts w:ascii="Helvetica" w:eastAsia="Helvetica" w:hAnsi="Helvetica" w:cs="Helvetica"/>
+                <w:color w:val="000000"/>
+                <w:sz w:val="22"/>
+                <w:szCs w:val="22"/>
+              </w:rPr>
+              <w:t>FullCAM</w:t>
+            </w:r>
+            <w:proofErr w:type="spellEnd"/>
+            <w:r>
+              <w:rPr>
+                <w:rFonts w:ascii="Helvetica" w:eastAsia="Helvetica" w:hAnsi="Helvetica" w:cs="Helvetica"/>
+                <w:color w:val="000000"/>
+                <w:sz w:val="22"/>
+                <w:szCs w:val="22"/>
+              </w:rPr>
+              <w:t>) Methodology Determination 2014 (Compilation No. 1); Carbon Credits (Carbon Farming Initiative) (Reforestation by Environmental or Mallee Plantings-</w:t>
+            </w:r>
+            <w:proofErr w:type="spellStart"/>
+            <w:r>
+              <w:rPr>
+                <w:rFonts w:ascii="Helvetica" w:eastAsia="Helvetica" w:hAnsi="Helvetica" w:cs="Helvetica"/>
+                <w:color w:val="000000"/>
+                <w:sz w:val="22"/>
+                <w:szCs w:val="22"/>
+              </w:rPr>
+              <w:t>FullCAM</w:t>
+            </w:r>
+            <w:proofErr w:type="spellEnd"/>
+            <w:r>
+              <w:rPr>
+                <w:rFonts w:ascii="Helvetica" w:eastAsia="Helvetica" w:hAnsi="Helvetica" w:cs="Helvetica"/>
+                <w:color w:val="000000"/>
+                <w:sz w:val="22"/>
+                <w:szCs w:val="22"/>
+              </w:rPr>
+              <w:t>) Methodology Determination 2014 (Compilation No. 2); Carbon Credits (Carbon Farming Initiative) (Reforestation by Environmental or Mallee Plantings-</w:t>
+            </w:r>
+            <w:proofErr w:type="spellStart"/>
+            <w:r>
+              <w:rPr>
+                <w:rFonts w:ascii="Helvetica" w:eastAsia="Helvetica" w:hAnsi="Helvetica" w:cs="Helvetica"/>
+                <w:color w:val="000000"/>
+                <w:sz w:val="22"/>
+                <w:szCs w:val="22"/>
+              </w:rPr>
+              <w:t>FullCAM</w:t>
+            </w:r>
+            <w:proofErr w:type="spellEnd"/>
+            <w:r>
+              <w:rPr>
+                <w:rFonts w:ascii="Helvetica" w:eastAsia="Helvetica" w:hAnsi="Helvetica" w:cs="Helvetica"/>
+                <w:color w:val="000000"/>
+                <w:sz w:val="22"/>
+                <w:szCs w:val="22"/>
+              </w:rPr>
+              <w:t xml:space="preserve">) Methodology Determination 2024; Carbon Farming (Quantifying Carbon Sequestration by Permanent Environmental Plantings of </w:t>
             </w:r>
             <w:r>
               <w:rPr>
@@ -986,118 +1229,48 @@
                 <w:szCs w:val="22"/>
               </w:rPr>
               <w:lastRenderedPageBreak/>
-              <w:t>(Reforestation and Afforestation-1.2) Methodology Determination 2013; Carbon Credits (Carbon Farming Initiative) (Reforestation and Afforestation) Methodology Determination 2013; Carbon Credits (Carbon Farming Initiative) (Reforestation by Environmental or Mallee Plantings-</w:t>
-            </w:r>
-            <w:proofErr w:type="spellStart"/>
-            <w:r>
-              <w:rPr>
-                <w:rFonts w:ascii="Helvetica" w:eastAsia="Helvetica" w:hAnsi="Helvetica" w:cs="Helvetica"/>
-                <w:color w:val="000000"/>
-                <w:sz w:val="22"/>
-                <w:szCs w:val="22"/>
-              </w:rPr>
-              <w:t>FullCAM</w:t>
-            </w:r>
-            <w:proofErr w:type="spellEnd"/>
-            <w:r>
-              <w:rPr>
-                <w:rFonts w:ascii="Helvetica" w:eastAsia="Helvetica" w:hAnsi="Helvetica" w:cs="Helvetica"/>
-                <w:color w:val="000000"/>
-                <w:sz w:val="22"/>
-                <w:szCs w:val="22"/>
-              </w:rPr>
-              <w:t>) Methodology Determination 2014; Carbon Credits (Carbon Farming Initiative) (Reforestation by Environmental or Mallee Plantings-</w:t>
-            </w:r>
-            <w:proofErr w:type="spellStart"/>
-            <w:r>
-              <w:rPr>
-                <w:rFonts w:ascii="Helvetica" w:eastAsia="Helvetica" w:hAnsi="Helvetica" w:cs="Helvetica"/>
-                <w:color w:val="000000"/>
-                <w:sz w:val="22"/>
-                <w:szCs w:val="22"/>
-              </w:rPr>
-              <w:t>FullCAM</w:t>
-            </w:r>
-            <w:proofErr w:type="spellEnd"/>
-            <w:r>
-              <w:rPr>
-                <w:rFonts w:ascii="Helvetica" w:eastAsia="Helvetica" w:hAnsi="Helvetica" w:cs="Helvetica"/>
-                <w:color w:val="000000"/>
-                <w:sz w:val="22"/>
-                <w:szCs w:val="22"/>
-              </w:rPr>
-              <w:t>) Methodology Determination 2014 (Compilation No. 1); Carbon Credits (Carbon Farming Initiative) (Reforestation by Environmental or Mallee Plantings-</w:t>
-            </w:r>
-            <w:proofErr w:type="spellStart"/>
-            <w:r>
-              <w:rPr>
-                <w:rFonts w:ascii="Helvetica" w:eastAsia="Helvetica" w:hAnsi="Helvetica" w:cs="Helvetica"/>
-                <w:color w:val="000000"/>
-                <w:sz w:val="22"/>
-                <w:szCs w:val="22"/>
-              </w:rPr>
-              <w:t>FullCAM</w:t>
-            </w:r>
-            <w:proofErr w:type="spellEnd"/>
-            <w:r>
-              <w:rPr>
-                <w:rFonts w:ascii="Helvetica" w:eastAsia="Helvetica" w:hAnsi="Helvetica" w:cs="Helvetica"/>
-                <w:color w:val="000000"/>
-                <w:sz w:val="22"/>
-                <w:szCs w:val="22"/>
-              </w:rPr>
-              <w:t>) Methodology Determination 2014 (Compilation No. 2); Carbon Credits (Carbon Farming Initiative) (Reforestation by Environmental or Mallee Plantings-</w:t>
-            </w:r>
-            <w:proofErr w:type="spellStart"/>
-            <w:r>
-              <w:rPr>
-                <w:rFonts w:ascii="Helvetica" w:eastAsia="Helvetica" w:hAnsi="Helvetica" w:cs="Helvetica"/>
-                <w:color w:val="000000"/>
-                <w:sz w:val="22"/>
-                <w:szCs w:val="22"/>
-              </w:rPr>
-              <w:t>FullCAM</w:t>
-            </w:r>
-            <w:proofErr w:type="spellEnd"/>
-            <w:r>
-              <w:rPr>
-                <w:rFonts w:ascii="Helvetica" w:eastAsia="Helvetica" w:hAnsi="Helvetica" w:cs="Helvetica"/>
-                <w:color w:val="000000"/>
-                <w:sz w:val="22"/>
-                <w:szCs w:val="22"/>
-              </w:rPr>
-              <w:t>) Methodology Determination 2024; Carbon Farming (Quantifying Carbon Sequestration by Permanent Environmental Plantings of Native Tree Species using the CFI Reforestation Modelling Tool) Methodology Determination 2012</w:t>
-            </w:r>
-          </w:p>
-        </w:tc>
-        <w:tc>
-          <w:tcPr>
-            <w:tcW w:w="1272" w:type="pct"/>
-            <w:tcBorders>
-              <w:top w:val="single" w:sz="6" w:space="0" w:color="666666"/>
-              <w:left w:val="none" w:sz="0" w:space="0" w:color="000000"/>
-              <w:bottom w:val="single" w:sz="6" w:space="0" w:color="666666"/>
-              <w:right w:val="none" w:sz="0" w:space="0" w:color="000000"/>
-            </w:tcBorders>
-            <w:shd w:val="clear" w:color="auto" w:fill="FFFFFF"/>
-          </w:tcPr>
-          <w:p>
-            <w:pPr>
-              <w:pBdr>
-                <w:top w:val="none" w:sz="0" w:space="0" w:color="000000"/>
-                <w:left w:val="none" w:sz="0" w:space="0" w:color="000000"/>
-                <w:bottom w:val="none" w:sz="0" w:space="0" w:color="000000"/>
-                <w:right w:val="none" w:sz="0" w:space="0" w:color="000000"/>
-              </w:pBdr>
-              <w:spacing w:before="100" w:after="100"/>
-              <w:ind w:left="100" w:right="100"/>
-              <w:rPr>
-                <w:rFonts w:ascii="Helvetica" w:eastAsia="Helvetica" w:hAnsi="Helvetica" w:cs="Helvetica"/>
-                <w:color w:val="000000"/>
-                <w:sz w:val="22"/>
-                <w:szCs w:val="22"/>
-              </w:rPr>
-            </w:pPr>
+              <w:t>Native Tree Species using the CFI Reforestation Modelling Tool) Methodology Determination 2012</w:t>
+            </w:r>
+          </w:p>
+        </w:tc>
+        <w:tc>
+          <w:tcPr>
+            <w:tcW w:w="1230" w:type="pct"/>
+            <w:tcBorders>
+              <w:top w:val="single" w:sz="6" w:space="0" w:color="666666"/>
+              <w:left w:val="none" w:sz="0" w:space="0" w:color="000000"/>
+              <w:bottom w:val="single" w:sz="6" w:space="0" w:color="666666"/>
+              <w:right w:val="none" w:sz="0" w:space="0" w:color="000000"/>
+            </w:tcBorders>
+            <w:shd w:val="clear" w:color="auto" w:fill="FFFFFF"/>
+          </w:tcPr>
+          <w:p>
+            <w:pPr>
+              <w:pBdr>
+                <w:top w:val="none" w:sz="0" w:space="0" w:color="000000"/>
+                <w:left w:val="none" w:sz="0" w:space="0" w:color="000000"/>
+                <w:bottom w:val="none" w:sz="0" w:space="0" w:color="000000"/>
+                <w:right w:val="none" w:sz="0" w:space="0" w:color="000000"/>
+              </w:pBdr>
+              <w:spacing w:before="100" w:after="100"/>
+              <w:ind w:left="100" w:right="100"/>
+              <w:rPr>
+                <w:rFonts w:ascii="Helvetica" w:eastAsia="Helvetica" w:hAnsi="Helvetica" w:cs="Helvetica"/>
+                <w:color w:val="000000"/>
+                <w:sz w:val="22"/>
+                <w:szCs w:val="22"/>
+              </w:rPr>
+            </w:pPr>
+            <w:r>
+              <w:rPr>
+                <w:rFonts w:ascii="Helvetica" w:eastAsia="Helvetica" w:hAnsi="Helvetica" w:cs="Helvetica"/>
+                <w:color w:val="000000"/>
+                <w:sz w:val="22"/>
+                <w:szCs w:val="22"/>
+              </w:rPr>
+              <w:lastRenderedPageBreak/>
+              <w:t>The Australian carbon crediting scheme for registering carbon reduction projects</w:t>
+            </w:r>
           </w:p>
         </w:tc>
       </w:tr>
@@ -1158,6 +1331,15 @@
               </w:rPr>
               <w:t xml:space="preserve"> Standard</w:t>
             </w:r>
+            <w:r>
+              <w:rPr>
+                <w:rFonts w:ascii="Helvetica" w:eastAsia="Helvetica" w:hAnsi="Helvetica" w:cs="Helvetica"/>
+                <w:color w:val="000000"/>
+                <w:sz w:val="22"/>
+                <w:szCs w:val="22"/>
+              </w:rPr>
+              <w:t xml:space="preserve"> (BCR)</w:t>
+            </w:r>
           </w:p>
         </w:tc>
         <w:tc>
@@ -1208,7 +1390,7 @@
         </w:tc>
         <w:tc>
           <w:tcPr>
-            <w:tcW w:w="2335" w:type="pct"/>
+            <w:tcW w:w="2293" w:type="pct"/>
             <w:tcBorders>
               <w:top w:val="single" w:sz="6" w:space="0" w:color="666666"/>
               <w:left w:val="none" w:sz="0" w:space="0" w:color="000000"/>
@@ -1254,32 +1436,61 @@
         </w:tc>
         <w:tc>
           <w:tcPr>
-            <w:tcW w:w="1272" w:type="pct"/>
-            <w:tcBorders>
-              <w:top w:val="single" w:sz="6" w:space="0" w:color="666666"/>
-              <w:left w:val="none" w:sz="0" w:space="0" w:color="000000"/>
-              <w:bottom w:val="single" w:sz="6" w:space="0" w:color="666666"/>
-              <w:right w:val="none" w:sz="0" w:space="0" w:color="000000"/>
-            </w:tcBorders>
-            <w:shd w:val="clear" w:color="auto" w:fill="FFFFFF"/>
-          </w:tcPr>
-          <w:p>
-            <w:pPr>
-              <w:pBdr>
-                <w:top w:val="none" w:sz="0" w:space="0" w:color="000000"/>
-                <w:left w:val="none" w:sz="0" w:space="0" w:color="000000"/>
-                <w:bottom w:val="none" w:sz="0" w:space="0" w:color="000000"/>
-                <w:right w:val="none" w:sz="0" w:space="0" w:color="000000"/>
-              </w:pBdr>
-              <w:spacing w:before="100" w:after="100"/>
-              <w:ind w:left="100" w:right="100"/>
-              <w:rPr>
-                <w:rFonts w:ascii="Helvetica" w:eastAsia="Helvetica" w:hAnsi="Helvetica" w:cs="Helvetica"/>
-                <w:color w:val="000000"/>
-                <w:sz w:val="22"/>
-                <w:szCs w:val="22"/>
-              </w:rPr>
-            </w:pPr>
+            <w:tcW w:w="1230" w:type="pct"/>
+            <w:tcBorders>
+              <w:top w:val="single" w:sz="6" w:space="0" w:color="666666"/>
+              <w:left w:val="none" w:sz="0" w:space="0" w:color="000000"/>
+              <w:bottom w:val="single" w:sz="6" w:space="0" w:color="666666"/>
+              <w:right w:val="none" w:sz="0" w:space="0" w:color="000000"/>
+            </w:tcBorders>
+            <w:shd w:val="clear" w:color="auto" w:fill="FFFFFF"/>
+          </w:tcPr>
+          <w:p>
+            <w:pPr>
+              <w:pBdr>
+                <w:top w:val="none" w:sz="0" w:space="0" w:color="000000"/>
+                <w:left w:val="none" w:sz="0" w:space="0" w:color="000000"/>
+                <w:bottom w:val="none" w:sz="0" w:space="0" w:color="000000"/>
+                <w:right w:val="none" w:sz="0" w:space="0" w:color="000000"/>
+              </w:pBdr>
+              <w:spacing w:before="100" w:after="100"/>
+              <w:ind w:left="100" w:right="100"/>
+              <w:rPr>
+                <w:rFonts w:ascii="Helvetica" w:eastAsia="Helvetica" w:hAnsi="Helvetica" w:cs="Helvetica"/>
+                <w:color w:val="000000"/>
+                <w:sz w:val="22"/>
+                <w:szCs w:val="22"/>
+              </w:rPr>
+            </w:pPr>
+            <w:r>
+              <w:rPr>
+                <w:rFonts w:ascii="Helvetica" w:eastAsia="Helvetica" w:hAnsi="Helvetica" w:cs="Helvetica"/>
+                <w:color w:val="000000"/>
+                <w:sz w:val="22"/>
+                <w:szCs w:val="22"/>
+              </w:rPr>
+              <w:t xml:space="preserve">A global crediting </w:t>
+            </w:r>
+            <w:proofErr w:type="spellStart"/>
+            <w:r>
+              <w:rPr>
+                <w:rFonts w:ascii="Helvetica" w:eastAsia="Helvetica" w:hAnsi="Helvetica" w:cs="Helvetica"/>
+                <w:color w:val="000000"/>
+                <w:sz w:val="22"/>
+                <w:szCs w:val="22"/>
+              </w:rPr>
+              <w:t>programme</w:t>
+            </w:r>
+            <w:proofErr w:type="spellEnd"/>
+            <w:r>
+              <w:rPr>
+                <w:rFonts w:ascii="Helvetica" w:eastAsia="Helvetica" w:hAnsi="Helvetica" w:cs="Helvetica"/>
+                <w:color w:val="000000"/>
+                <w:sz w:val="22"/>
+                <w:szCs w:val="22"/>
+              </w:rPr>
+              <w:t xml:space="preserve"> for greenhouse gases projects and biodiversity conservation initiatives</w:t>
+            </w:r>
           </w:p>
         </w:tc>
       </w:tr>
@@ -1326,8 +1537,26 @@
                 <w:sz w:val="22"/>
                 <w:szCs w:val="22"/>
               </w:rPr>
+              <w:t>Climate Action Reserve (</w:t>
+            </w:r>
+            <w:r>
+              <w:rPr>
+                <w:rFonts w:ascii="Helvetica" w:eastAsia="Helvetica" w:hAnsi="Helvetica" w:cs="Helvetica"/>
+                <w:color w:val="000000"/>
+                <w:sz w:val="22"/>
+                <w:szCs w:val="22"/>
+              </w:rPr>
               <w:t>CAR</w:t>
             </w:r>
+            <w:r>
+              <w:rPr>
+                <w:rFonts w:ascii="Helvetica" w:eastAsia="Helvetica" w:hAnsi="Helvetica" w:cs="Helvetica"/>
+                <w:color w:val="000000"/>
+                <w:sz w:val="22"/>
+                <w:szCs w:val="22"/>
+              </w:rPr>
+              <w:t>)</w:t>
+            </w:r>
           </w:p>
         </w:tc>
         <w:tc>
@@ -1372,13 +1601,13 @@
                 <w:sz w:val="22"/>
                 <w:szCs w:val="22"/>
               </w:rPr>
-              <w:t>6</w:t>
-            </w:r>
-          </w:p>
-        </w:tc>
-        <w:tc>
-          <w:tcPr>
-            <w:tcW w:w="2335" w:type="pct"/>
+              <w:t>18</w:t>
+            </w:r>
+          </w:p>
+        </w:tc>
+        <w:tc>
+          <w:tcPr>
+            <w:tcW w:w="2293" w:type="pct"/>
             <w:tcBorders>
               <w:top w:val="single" w:sz="6" w:space="0" w:color="666666"/>
               <w:left w:val="none" w:sz="0" w:space="0" w:color="000000"/>
@@ -1421,35 +1650,89 @@
               <w:t>Avoided Conversion; Avoided Conversion - ARB Compliance; Conservation-Based Forest Management; Forestry - MX; Improved Forest Management; Improved Forest Management - ARB Compliance</w:t>
             </w:r>
           </w:p>
-        </w:tc>
-        <w:tc>
-          <w:tcPr>
-            <w:tcW w:w="1272" w:type="pct"/>
-            <w:tcBorders>
-              <w:top w:val="single" w:sz="6" w:space="0" w:color="666666"/>
-              <w:left w:val="none" w:sz="0" w:space="0" w:color="000000"/>
-              <w:bottom w:val="single" w:sz="6" w:space="0" w:color="666666"/>
-              <w:right w:val="none" w:sz="0" w:space="0" w:color="000000"/>
-            </w:tcBorders>
-            <w:shd w:val="clear" w:color="auto" w:fill="FFFFFF"/>
-          </w:tcPr>
-          <w:p>
-            <w:pPr>
-              <w:pBdr>
-                <w:top w:val="none" w:sz="0" w:space="0" w:color="000000"/>
-                <w:left w:val="none" w:sz="0" w:space="0" w:color="000000"/>
-                <w:bottom w:val="none" w:sz="0" w:space="0" w:color="000000"/>
-                <w:right w:val="none" w:sz="0" w:space="0" w:color="000000"/>
-              </w:pBdr>
-              <w:spacing w:before="100" w:after="100"/>
-              <w:ind w:left="100" w:right="100"/>
-              <w:rPr>
-                <w:rFonts w:ascii="Helvetica" w:eastAsia="Helvetica" w:hAnsi="Helvetica" w:cs="Helvetica"/>
-                <w:color w:val="000000"/>
-                <w:sz w:val="22"/>
-                <w:szCs w:val="22"/>
-              </w:rPr>
-            </w:pPr>
+          <w:p>
+            <w:pPr>
+              <w:pBdr>
+                <w:top w:val="none" w:sz="0" w:space="0" w:color="000000"/>
+                <w:left w:val="none" w:sz="0" w:space="0" w:color="000000"/>
+                <w:bottom w:val="none" w:sz="0" w:space="0" w:color="000000"/>
+                <w:right w:val="none" w:sz="0" w:space="0" w:color="000000"/>
+              </w:pBdr>
+              <w:spacing w:before="100" w:after="100"/>
+              <w:ind w:left="100" w:right="100"/>
+              <w:rPr>
+                <w:rFonts w:ascii="Helvetica" w:eastAsia="Helvetica" w:hAnsi="Helvetica" w:cs="Helvetica"/>
+                <w:color w:val="000000"/>
+                <w:sz w:val="22"/>
+                <w:szCs w:val="22"/>
+              </w:rPr>
+            </w:pPr>
+          </w:p>
+          <w:p>
+            <w:pPr>
+              <w:pBdr>
+                <w:top w:val="none" w:sz="0" w:space="0" w:color="000000"/>
+                <w:left w:val="none" w:sz="0" w:space="0" w:color="000000"/>
+                <w:bottom w:val="none" w:sz="0" w:space="0" w:color="000000"/>
+                <w:right w:val="none" w:sz="0" w:space="0" w:color="000000"/>
+              </w:pBdr>
+              <w:spacing w:before="100" w:after="100"/>
+              <w:ind w:left="100" w:right="100"/>
+              <w:rPr>
+                <w:rFonts w:ascii="Helvetica" w:eastAsia="Helvetica" w:hAnsi="Helvetica" w:cs="Helvetica"/>
+                <w:color w:val="000000"/>
+                <w:sz w:val="22"/>
+                <w:szCs w:val="22"/>
+              </w:rPr>
+            </w:pPr>
+            <w:r>
+              <w:rPr>
+                <w:rFonts w:ascii="Helvetica" w:eastAsia="Helvetica" w:hAnsi="Helvetica" w:cs="Helvetica"/>
+                <w:color w:val="000000"/>
+                <w:sz w:val="22"/>
+                <w:szCs w:val="22"/>
+              </w:rPr>
+              <w:t>Avoided Conversion  (Version 3.1); Conservation-Based Forest Management  (Version 2.1); Forestry - MX  (Version 1.4); Forestry - MX  (Version 1.5); Forestry - MX  (Version 2.0); Forestry - MX  (Version 3.0); Improved Forest Management  (Version 3.1); Improved Forest Management  (Version 3.2); Landfill Gas Capture/Combustion  (Version 2.0); Livestock - ARB Compliance  (ARB Compliance Offset Protocol Livestock Projects, November 14, 2014); Organic Waste Composting  (Version 1.1); Organic Waste Digestion  (Version 1.0)</w:t>
+            </w:r>
+          </w:p>
+        </w:tc>
+        <w:tc>
+          <w:tcPr>
+            <w:tcW w:w="1230" w:type="pct"/>
+            <w:tcBorders>
+              <w:top w:val="single" w:sz="6" w:space="0" w:color="666666"/>
+              <w:left w:val="none" w:sz="0" w:space="0" w:color="000000"/>
+              <w:bottom w:val="single" w:sz="6" w:space="0" w:color="666666"/>
+              <w:right w:val="none" w:sz="0" w:space="0" w:color="000000"/>
+            </w:tcBorders>
+            <w:shd w:val="clear" w:color="auto" w:fill="FFFFFF"/>
+          </w:tcPr>
+          <w:p>
+            <w:pPr>
+              <w:pBdr>
+                <w:top w:val="none" w:sz="0" w:space="0" w:color="000000"/>
+                <w:left w:val="none" w:sz="0" w:space="0" w:color="000000"/>
+                <w:bottom w:val="none" w:sz="0" w:space="0" w:color="000000"/>
+                <w:right w:val="none" w:sz="0" w:space="0" w:color="000000"/>
+              </w:pBdr>
+              <w:spacing w:before="100" w:after="100"/>
+              <w:ind w:left="100" w:right="100"/>
+              <w:rPr>
+                <w:rFonts w:ascii="Helvetica" w:eastAsia="Helvetica" w:hAnsi="Helvetica" w:cs="Helvetica"/>
+                <w:color w:val="000000"/>
+                <w:sz w:val="22"/>
+                <w:szCs w:val="22"/>
+              </w:rPr>
+            </w:pPr>
+            <w:r>
+              <w:rPr>
+                <w:rFonts w:ascii="Helvetica" w:eastAsia="Helvetica" w:hAnsi="Helvetica" w:cs="Helvetica"/>
+                <w:color w:val="000000"/>
+                <w:sz w:val="22"/>
+                <w:szCs w:val="22"/>
+              </w:rPr>
+              <w:t>An offset registry for global carbon markets with projects primarily in North and Central America, and China.</w:t>
+            </w:r>
           </w:p>
         </w:tc>
       </w:tr>
@@ -1496,131 +1779,149 @@
                 <w:sz w:val="22"/>
                 <w:szCs w:val="22"/>
               </w:rPr>
+              <w:t>Canada Greenhouse Gas Offset Credit System Public Registry</w:t>
+            </w:r>
+          </w:p>
+        </w:tc>
+        <w:tc>
+          <w:tcPr>
+            <w:tcW w:w="0" w:type="auto"/>
+            <w:tcBorders>
+              <w:top w:val="single" w:sz="6" w:space="0" w:color="666666"/>
+              <w:left w:val="none" w:sz="0" w:space="0" w:color="000000"/>
+              <w:bottom w:val="single" w:sz="6" w:space="0" w:color="666666"/>
+              <w:right w:val="none" w:sz="0" w:space="0" w:color="000000"/>
+            </w:tcBorders>
+            <w:shd w:val="clear" w:color="auto" w:fill="FFFFFF"/>
+            <w:tcMar>
+              <w:top w:w="0" w:type="dxa"/>
+              <w:left w:w="0" w:type="dxa"/>
+              <w:bottom w:w="0" w:type="dxa"/>
+              <w:right w:w="0" w:type="dxa"/>
+            </w:tcMar>
+            <w:vAlign w:val="center"/>
+          </w:tcPr>
+          <w:p>
+            <w:pPr>
+              <w:pBdr>
+                <w:top w:val="none" w:sz="0" w:space="0" w:color="000000"/>
+                <w:left w:val="none" w:sz="0" w:space="0" w:color="000000"/>
+                <w:bottom w:val="none" w:sz="0" w:space="0" w:color="000000"/>
+                <w:right w:val="none" w:sz="0" w:space="0" w:color="000000"/>
+              </w:pBdr>
+              <w:spacing w:before="100" w:after="100"/>
+              <w:ind w:left="100" w:right="100"/>
+              <w:rPr>
+                <w:rFonts w:ascii="Helvetica" w:eastAsia="Helvetica" w:hAnsi="Helvetica" w:cs="Helvetica"/>
+                <w:color w:val="000000"/>
+                <w:sz w:val="22"/>
+                <w:szCs w:val="22"/>
+              </w:rPr>
+            </w:pPr>
+            <w:r>
+              <w:rPr>
+                <w:rFonts w:ascii="Helvetica" w:eastAsia="Helvetica" w:hAnsi="Helvetica" w:cs="Helvetica"/>
+                <w:color w:val="000000"/>
+                <w:sz w:val="22"/>
+                <w:szCs w:val="22"/>
+              </w:rPr>
+              <w:t>1</w:t>
+            </w:r>
+          </w:p>
+        </w:tc>
+        <w:tc>
+          <w:tcPr>
+            <w:tcW w:w="2293" w:type="pct"/>
+            <w:tcBorders>
+              <w:top w:val="single" w:sz="6" w:space="0" w:color="666666"/>
+              <w:left w:val="none" w:sz="0" w:space="0" w:color="000000"/>
+              <w:bottom w:val="single" w:sz="6" w:space="0" w:color="666666"/>
+              <w:right w:val="none" w:sz="0" w:space="0" w:color="000000"/>
+            </w:tcBorders>
+            <w:shd w:val="clear" w:color="auto" w:fill="FFFFFF"/>
+            <w:tcMar>
+              <w:top w:w="0" w:type="dxa"/>
+              <w:left w:w="0" w:type="dxa"/>
+              <w:bottom w:w="0" w:type="dxa"/>
+              <w:right w:w="0" w:type="dxa"/>
+            </w:tcMar>
+            <w:vAlign w:val="center"/>
+          </w:tcPr>
+          <w:p>
+            <w:pPr>
+              <w:pBdr>
+                <w:top w:val="none" w:sz="0" w:space="0" w:color="000000"/>
+                <w:left w:val="none" w:sz="0" w:space="0" w:color="000000"/>
+                <w:bottom w:val="none" w:sz="0" w:space="0" w:color="000000"/>
+                <w:right w:val="none" w:sz="0" w:space="0" w:color="000000"/>
+              </w:pBdr>
+              <w:spacing w:before="100" w:after="100"/>
+              <w:ind w:left="100" w:right="100"/>
+              <w:rPr>
+                <w:rFonts w:ascii="Helvetica" w:eastAsia="Helvetica" w:hAnsi="Helvetica" w:cs="Helvetica"/>
+                <w:color w:val="000000"/>
+                <w:sz w:val="22"/>
+                <w:szCs w:val="22"/>
+              </w:rPr>
+            </w:pPr>
+            <w:r>
+              <w:rPr>
+                <w:rFonts w:ascii="Helvetica" w:eastAsia="Helvetica" w:hAnsi="Helvetica" w:cs="Helvetica"/>
+                <w:color w:val="000000"/>
+                <w:sz w:val="22"/>
+                <w:szCs w:val="22"/>
+              </w:rPr>
+              <w:t>Improved Forest Management on Private Land, Version 1.1</w:t>
+            </w:r>
+          </w:p>
+        </w:tc>
+        <w:tc>
+          <w:tcPr>
+            <w:tcW w:w="1230" w:type="pct"/>
+            <w:tcBorders>
+              <w:top w:val="single" w:sz="6" w:space="0" w:color="666666"/>
+              <w:left w:val="none" w:sz="0" w:space="0" w:color="000000"/>
+              <w:bottom w:val="single" w:sz="6" w:space="0" w:color="666666"/>
+              <w:right w:val="none" w:sz="0" w:space="0" w:color="000000"/>
+            </w:tcBorders>
+            <w:shd w:val="clear" w:color="auto" w:fill="FFFFFF"/>
+          </w:tcPr>
+          <w:p>
+            <w:pPr>
+              <w:pBdr>
+                <w:top w:val="none" w:sz="0" w:space="0" w:color="000000"/>
+                <w:left w:val="none" w:sz="0" w:space="0" w:color="000000"/>
+                <w:bottom w:val="none" w:sz="0" w:space="0" w:color="000000"/>
+                <w:right w:val="none" w:sz="0" w:space="0" w:color="000000"/>
+              </w:pBdr>
+              <w:spacing w:before="100" w:after="100"/>
+              <w:ind w:left="100" w:right="100"/>
+              <w:rPr>
+                <w:rFonts w:ascii="Helvetica" w:eastAsia="Helvetica" w:hAnsi="Helvetica" w:cs="Helvetica"/>
+                <w:color w:val="000000"/>
+                <w:sz w:val="22"/>
+                <w:szCs w:val="22"/>
+              </w:rPr>
+            </w:pPr>
+            <w:r>
+              <w:rPr>
+                <w:rFonts w:ascii="Helvetica" w:eastAsia="Helvetica" w:hAnsi="Helvetica" w:cs="Helvetica"/>
+                <w:color w:val="000000"/>
+                <w:sz w:val="22"/>
+                <w:szCs w:val="22"/>
+              </w:rPr>
+              <w:t xml:space="preserve">A public registry for Canada’s credit and tracking system used to administer Canada’s Greenhouse Gas Offset Credit System, provides a </w:t>
+            </w:r>
+            <w:r>
+              <w:rPr>
+                <w:rFonts w:ascii="Helvetica" w:eastAsia="Helvetica" w:hAnsi="Helvetica" w:cs="Helvetica"/>
+                <w:color w:val="000000"/>
+                <w:sz w:val="22"/>
+                <w:szCs w:val="22"/>
+              </w:rPr>
               <w:lastRenderedPageBreak/>
-              <w:t>Canada Greenhouse Gas Offset Credit System Public Registry</w:t>
-            </w:r>
-          </w:p>
-        </w:tc>
-        <w:tc>
-          <w:tcPr>
-            <w:tcW w:w="0" w:type="auto"/>
-            <w:tcBorders>
-              <w:top w:val="single" w:sz="6" w:space="0" w:color="666666"/>
-              <w:left w:val="none" w:sz="0" w:space="0" w:color="000000"/>
-              <w:bottom w:val="single" w:sz="6" w:space="0" w:color="666666"/>
-              <w:right w:val="none" w:sz="0" w:space="0" w:color="000000"/>
-            </w:tcBorders>
-            <w:shd w:val="clear" w:color="auto" w:fill="FFFFFF"/>
-            <w:tcMar>
-              <w:top w:w="0" w:type="dxa"/>
-              <w:left w:w="0" w:type="dxa"/>
-              <w:bottom w:w="0" w:type="dxa"/>
-              <w:right w:w="0" w:type="dxa"/>
-            </w:tcMar>
-            <w:vAlign w:val="center"/>
-          </w:tcPr>
-          <w:p>
-            <w:pPr>
-              <w:pBdr>
-                <w:top w:val="none" w:sz="0" w:space="0" w:color="000000"/>
-                <w:left w:val="none" w:sz="0" w:space="0" w:color="000000"/>
-                <w:bottom w:val="none" w:sz="0" w:space="0" w:color="000000"/>
-                <w:right w:val="none" w:sz="0" w:space="0" w:color="000000"/>
-              </w:pBdr>
-              <w:spacing w:before="100" w:after="100"/>
-              <w:ind w:left="100" w:right="100"/>
-              <w:rPr>
-                <w:rFonts w:ascii="Helvetica" w:eastAsia="Helvetica" w:hAnsi="Helvetica" w:cs="Helvetica"/>
-                <w:color w:val="000000"/>
-                <w:sz w:val="22"/>
-                <w:szCs w:val="22"/>
-              </w:rPr>
-            </w:pPr>
-            <w:r>
-              <w:rPr>
-                <w:rFonts w:ascii="Helvetica" w:eastAsia="Helvetica" w:hAnsi="Helvetica" w:cs="Helvetica"/>
-                <w:color w:val="000000"/>
-                <w:sz w:val="22"/>
-                <w:szCs w:val="22"/>
-              </w:rPr>
-              <w:t>1</w:t>
-            </w:r>
-          </w:p>
-        </w:tc>
-        <w:tc>
-          <w:tcPr>
-            <w:tcW w:w="2335" w:type="pct"/>
-            <w:tcBorders>
-              <w:top w:val="single" w:sz="6" w:space="0" w:color="666666"/>
-              <w:left w:val="none" w:sz="0" w:space="0" w:color="000000"/>
-              <w:bottom w:val="single" w:sz="6" w:space="0" w:color="666666"/>
-              <w:right w:val="none" w:sz="0" w:space="0" w:color="000000"/>
-            </w:tcBorders>
-            <w:shd w:val="clear" w:color="auto" w:fill="FFFFFF"/>
-            <w:tcMar>
-              <w:top w:w="0" w:type="dxa"/>
-              <w:left w:w="0" w:type="dxa"/>
-              <w:bottom w:w="0" w:type="dxa"/>
-              <w:right w:w="0" w:type="dxa"/>
-            </w:tcMar>
-            <w:vAlign w:val="center"/>
-          </w:tcPr>
-          <w:p>
-            <w:pPr>
-              <w:pBdr>
-                <w:top w:val="none" w:sz="0" w:space="0" w:color="000000"/>
-                <w:left w:val="none" w:sz="0" w:space="0" w:color="000000"/>
-                <w:bottom w:val="none" w:sz="0" w:space="0" w:color="000000"/>
-                <w:right w:val="none" w:sz="0" w:space="0" w:color="000000"/>
-              </w:pBdr>
-              <w:spacing w:before="100" w:after="100"/>
-              <w:ind w:left="100" w:right="100"/>
-              <w:rPr>
-                <w:rFonts w:ascii="Helvetica" w:eastAsia="Helvetica" w:hAnsi="Helvetica" w:cs="Helvetica"/>
-                <w:color w:val="000000"/>
-                <w:sz w:val="22"/>
-                <w:szCs w:val="22"/>
-              </w:rPr>
-            </w:pPr>
-            <w:r>
-              <w:rPr>
-                <w:rFonts w:ascii="Helvetica" w:eastAsia="Helvetica" w:hAnsi="Helvetica" w:cs="Helvetica"/>
-                <w:color w:val="000000"/>
-                <w:sz w:val="22"/>
-                <w:szCs w:val="22"/>
-              </w:rPr>
-              <w:t>Improved Forest Management on Private Land, Version 1.1</w:t>
-            </w:r>
-          </w:p>
-        </w:tc>
-        <w:tc>
-          <w:tcPr>
-            <w:tcW w:w="1272" w:type="pct"/>
-            <w:tcBorders>
-              <w:top w:val="single" w:sz="6" w:space="0" w:color="666666"/>
-              <w:left w:val="none" w:sz="0" w:space="0" w:color="000000"/>
-              <w:bottom w:val="single" w:sz="6" w:space="0" w:color="666666"/>
-              <w:right w:val="none" w:sz="0" w:space="0" w:color="000000"/>
-            </w:tcBorders>
-            <w:shd w:val="clear" w:color="auto" w:fill="FFFFFF"/>
-          </w:tcPr>
-          <w:p>
-            <w:pPr>
-              <w:pBdr>
-                <w:top w:val="none" w:sz="0" w:space="0" w:color="000000"/>
-                <w:left w:val="none" w:sz="0" w:space="0" w:color="000000"/>
-                <w:bottom w:val="none" w:sz="0" w:space="0" w:color="000000"/>
-                <w:right w:val="none" w:sz="0" w:space="0" w:color="000000"/>
-              </w:pBdr>
-              <w:spacing w:before="100" w:after="100"/>
-              <w:ind w:left="100" w:right="100"/>
-              <w:rPr>
-                <w:rFonts w:ascii="Helvetica" w:eastAsia="Helvetica" w:hAnsi="Helvetica" w:cs="Helvetica"/>
-                <w:color w:val="000000"/>
-                <w:sz w:val="22"/>
-                <w:szCs w:val="22"/>
-              </w:rPr>
-            </w:pPr>
+              <w:t>current listing of registered projects and offset credits</w:t>
+            </w:r>
           </w:p>
         </w:tc>
       </w:tr>
@@ -1668,6 +1969,7 @@
                 <w:sz w:val="22"/>
                 <w:szCs w:val="22"/>
               </w:rPr>
+              <w:lastRenderedPageBreak/>
               <w:t>Cercarbono</w:t>
             </w:r>
             <w:proofErr w:type="spellEnd"/>
@@ -1721,47 +2023,47 @@
         </w:tc>
         <w:tc>
           <w:tcPr>
-            <w:tcW w:w="2335" w:type="pct"/>
-            <w:tcBorders>
-              <w:top w:val="single" w:sz="6" w:space="0" w:color="666666"/>
-              <w:left w:val="none" w:sz="0" w:space="0" w:color="000000"/>
-              <w:bottom w:val="single" w:sz="6" w:space="0" w:color="666666"/>
-              <w:right w:val="none" w:sz="0" w:space="0" w:color="000000"/>
-            </w:tcBorders>
-            <w:shd w:val="clear" w:color="auto" w:fill="FFFFFF"/>
-            <w:tcMar>
-              <w:top w:w="0" w:type="dxa"/>
-              <w:left w:w="0" w:type="dxa"/>
-              <w:bottom w:w="0" w:type="dxa"/>
-              <w:right w:w="0" w:type="dxa"/>
-            </w:tcMar>
-            <w:vAlign w:val="center"/>
-          </w:tcPr>
-          <w:p>
-            <w:pPr>
-              <w:pBdr>
-                <w:top w:val="none" w:sz="0" w:space="0" w:color="000000"/>
-                <w:left w:val="none" w:sz="0" w:space="0" w:color="000000"/>
-                <w:bottom w:val="none" w:sz="0" w:space="0" w:color="000000"/>
-                <w:right w:val="none" w:sz="0" w:space="0" w:color="000000"/>
-              </w:pBdr>
-              <w:spacing w:before="100" w:after="100"/>
-              <w:ind w:left="100" w:right="100"/>
-              <w:rPr>
-                <w:rFonts w:ascii="Helvetica" w:eastAsia="Helvetica" w:hAnsi="Helvetica" w:cs="Helvetica"/>
-                <w:color w:val="000000"/>
-                <w:sz w:val="22"/>
-                <w:szCs w:val="22"/>
-              </w:rPr>
-            </w:pPr>
-            <w:r>
-              <w:rPr>
-                <w:rFonts w:ascii="Helvetica" w:eastAsia="Helvetica" w:hAnsi="Helvetica" w:cs="Helvetica"/>
-                <w:color w:val="000000"/>
-                <w:sz w:val="22"/>
-                <w:szCs w:val="22"/>
-              </w:rPr>
-              <w:t xml:space="preserve">ACM0002 Grid-connected electricity generation from renewable sources; AMS-III.H. Methane recovery in wastewater treatment, AMS-III.F. Avoidance of methane emissions through composting, AMS-I.C. Thermal energy production with or without electricity; AR-ACM0003 Afforestation and reforestation of lands except wetlands; AR-ACM0003 Afforestation and reforestation of lands except wetlands, CCB - M/UT/F-A01: Methodology To Implement GHG Removal Projects Through Reforestation, M/UT/F-A01: Methodology for the Implementation of GHG Removal Projects Through Reforestation, Forest Regeneration and the Establishment of Woody Crops; CCA - M/LU-REDD+: Methodology for the Implementation of REDD+ Projects Consistent with National Reference Levels, CCB - M/LU-REDD; CCB - M/LU-REDD+: Methodology for the Implementation of REDD+ Projects Consistent with National Reference Levels; CCB - M/UT/F-A01: Methodology To Implement GHG Removal Projects Through Reforestation, M/UT/F-A01: Methodology for the Implementation of GHG Removal Projects Through Reforestation, Forest Regeneration and the Establishment of Woody Crops; CCB - M/UT/F-A01: Methodology To Implement GHG Removal Projects Through Reforestation, M/UT/F-A01: Methodology for the Implementation of GHG Removal Projects Through Reforestation, Forest Regeneration and the Establishment of Woody Crops, AR-ACM0003 Afforestation </w:t>
+            <w:tcW w:w="2293" w:type="pct"/>
+            <w:tcBorders>
+              <w:top w:val="single" w:sz="6" w:space="0" w:color="666666"/>
+              <w:left w:val="none" w:sz="0" w:space="0" w:color="000000"/>
+              <w:bottom w:val="single" w:sz="6" w:space="0" w:color="666666"/>
+              <w:right w:val="none" w:sz="0" w:space="0" w:color="000000"/>
+            </w:tcBorders>
+            <w:shd w:val="clear" w:color="auto" w:fill="FFFFFF"/>
+            <w:tcMar>
+              <w:top w:w="0" w:type="dxa"/>
+              <w:left w:w="0" w:type="dxa"/>
+              <w:bottom w:w="0" w:type="dxa"/>
+              <w:right w:w="0" w:type="dxa"/>
+            </w:tcMar>
+            <w:vAlign w:val="center"/>
+          </w:tcPr>
+          <w:p>
+            <w:pPr>
+              <w:pBdr>
+                <w:top w:val="none" w:sz="0" w:space="0" w:color="000000"/>
+                <w:left w:val="none" w:sz="0" w:space="0" w:color="000000"/>
+                <w:bottom w:val="none" w:sz="0" w:space="0" w:color="000000"/>
+                <w:right w:val="none" w:sz="0" w:space="0" w:color="000000"/>
+              </w:pBdr>
+              <w:spacing w:before="100" w:after="100"/>
+              <w:ind w:left="100" w:right="100"/>
+              <w:rPr>
+                <w:rFonts w:ascii="Helvetica" w:eastAsia="Helvetica" w:hAnsi="Helvetica" w:cs="Helvetica"/>
+                <w:color w:val="000000"/>
+                <w:sz w:val="22"/>
+                <w:szCs w:val="22"/>
+              </w:rPr>
+            </w:pPr>
+            <w:r>
+              <w:rPr>
+                <w:rFonts w:ascii="Helvetica" w:eastAsia="Helvetica" w:hAnsi="Helvetica" w:cs="Helvetica"/>
+                <w:color w:val="000000"/>
+                <w:sz w:val="22"/>
+                <w:szCs w:val="22"/>
+              </w:rPr>
+              <w:t xml:space="preserve">ACM0002 Grid-connected electricity generation from renewable sources; AMS-III.H. Methane recovery in wastewater treatment, AMS-III.F. Avoidance of methane emissions through composting, AMS-I.C. Thermal energy production with or without electricity; AR-ACM0003 Afforestation and reforestation of lands except wetlands; AR-ACM0003 Afforestation and reforestation of lands except wetlands, CCB - M/UT/F-A01: Methodology To Implement GHG Removal Projects Through Reforestation, M/UT/F-A01: Methodology for the Implementation of GHG Removal Projects Through Reforestation, Forest Regeneration and the Establishment of Woody Crops; CCA - M/LU-REDD+: Methodology for the Implementation of REDD+ Projects Consistent with National Reference Levels, CCB - M/LU-REDD; CCB - M/LU-REDD+: Methodology for the Implementation of REDD+ Projects Consistent with National Reference Levels; CCB - M/UT/F-A01: Methodology To Implement GHG Removal Projects Through Reforestation, M/UT/F-A01: Methodology for the Implementation of GHG Removal Projects Through Reforestation, Forest Regeneration and the Establishment of Woody Crops; CCB - M/UT/F-A01: Methodology To Implement GHG Removal Projects Through Reforestation, M/UT/F-A01: Methodology for the Implementation of GHG Removal Projects Through Reforestation, Forest Regeneration and the Establishment of Woody Crops, AR-ACM0003 Afforestation and reforestation of </w:t>
             </w:r>
             <w:r>
               <w:rPr>
@@ -1771,38 +2073,48 @@
                 <w:szCs w:val="22"/>
               </w:rPr>
               <w:lastRenderedPageBreak/>
-              <w:t>and reforestation of lands except wetlands; M/LU/F-W01: Modular Methodology for Climate Change Mitigation Activities on Forest Lands and Wetlands; M/UT/F-A01: Methodology for the Implementation of GHG Removal Projects Through Reforestation, Forest Regeneration and the Establishment of Woody Crops, CCB - M/UT/F-A01: Methodology To Implement GHG Removal Projects Through Reforestation; M/UT/F-A01: Methodology for the Implementation of GHG Removal Projects Through Reforestation, Forest Regeneration and the Establishment of Woody Crops, CCB - M/UT/F-A01: Methodology To Implement GHG Removal Projects Through Reforestation, AR-ACM0003 Afforestation and reforestation of lands except wetlands; NTC 6208</w:t>
-            </w:r>
-          </w:p>
-        </w:tc>
-        <w:tc>
-          <w:tcPr>
-            <w:tcW w:w="1272" w:type="pct"/>
-            <w:tcBorders>
-              <w:top w:val="single" w:sz="6" w:space="0" w:color="666666"/>
-              <w:left w:val="none" w:sz="0" w:space="0" w:color="000000"/>
-              <w:bottom w:val="single" w:sz="6" w:space="0" w:color="666666"/>
-              <w:right w:val="none" w:sz="0" w:space="0" w:color="000000"/>
-            </w:tcBorders>
-            <w:shd w:val="clear" w:color="auto" w:fill="FFFFFF"/>
-          </w:tcPr>
-          <w:p>
-            <w:pPr>
-              <w:pBdr>
-                <w:top w:val="none" w:sz="0" w:space="0" w:color="000000"/>
-                <w:left w:val="none" w:sz="0" w:space="0" w:color="000000"/>
-                <w:bottom w:val="none" w:sz="0" w:space="0" w:color="000000"/>
-                <w:right w:val="none" w:sz="0" w:space="0" w:color="000000"/>
-              </w:pBdr>
-              <w:spacing w:before="100" w:after="100"/>
-              <w:ind w:left="100" w:right="100"/>
-              <w:rPr>
-                <w:rFonts w:ascii="Helvetica" w:eastAsia="Helvetica" w:hAnsi="Helvetica" w:cs="Helvetica"/>
-                <w:color w:val="000000"/>
-                <w:sz w:val="22"/>
-                <w:szCs w:val="22"/>
-              </w:rPr>
-            </w:pPr>
+              <w:t>lands except wetlands; M/LU/F-W01: Modular Methodology for Climate Change Mitigation Activities on Forest Lands and Wetlands; M/UT/F-A01: Methodology for the Implementation of GHG Removal Projects Through Reforestation, Forest Regeneration and the Establishment of Woody Crops, CCB - M/UT/F-A01: Methodology To Implement GHG Removal Projects Through Reforestation; M/UT/F-A01: Methodology for the Implementation of GHG Removal Projects Through Reforestation, Forest Regeneration and the Establishment of Woody Crops, CCB - M/UT/F-A01: Methodology To Implement GHG Removal Projects Through Reforestation, AR-ACM0003 Afforestation and reforestation of lands except wetlands; NTC 6208</w:t>
+            </w:r>
+          </w:p>
+        </w:tc>
+        <w:tc>
+          <w:tcPr>
+            <w:tcW w:w="1230" w:type="pct"/>
+            <w:tcBorders>
+              <w:top w:val="single" w:sz="6" w:space="0" w:color="666666"/>
+              <w:left w:val="none" w:sz="0" w:space="0" w:color="000000"/>
+              <w:bottom w:val="single" w:sz="6" w:space="0" w:color="666666"/>
+              <w:right w:val="none" w:sz="0" w:space="0" w:color="000000"/>
+            </w:tcBorders>
+            <w:shd w:val="clear" w:color="auto" w:fill="FFFFFF"/>
+          </w:tcPr>
+          <w:p>
+            <w:pPr>
+              <w:pBdr>
+                <w:top w:val="none" w:sz="0" w:space="0" w:color="000000"/>
+                <w:left w:val="none" w:sz="0" w:space="0" w:color="000000"/>
+                <w:bottom w:val="none" w:sz="0" w:space="0" w:color="000000"/>
+                <w:right w:val="none" w:sz="0" w:space="0" w:color="000000"/>
+              </w:pBdr>
+              <w:spacing w:before="100" w:after="100"/>
+              <w:ind w:left="100" w:right="100"/>
+              <w:rPr>
+                <w:rFonts w:ascii="Helvetica" w:eastAsia="Helvetica" w:hAnsi="Helvetica" w:cs="Helvetica"/>
+                <w:color w:val="000000"/>
+                <w:sz w:val="22"/>
+                <w:szCs w:val="22"/>
+              </w:rPr>
+            </w:pPr>
+            <w:r>
+              <w:rPr>
+                <w:rFonts w:ascii="Helvetica" w:eastAsia="Helvetica" w:hAnsi="Helvetica" w:cs="Helvetica"/>
+                <w:color w:val="000000"/>
+                <w:sz w:val="22"/>
+                <w:szCs w:val="22"/>
+              </w:rPr>
+              <w:lastRenderedPageBreak/>
+              <w:t>A standard for voluntary carbon certification that registers climate mitigation projects, emissions certifications, and carbon credits</w:t>
+            </w:r>
           </w:p>
         </w:tc>
       </w:tr>
@@ -1849,6 +2161,7 @@
                 <w:sz w:val="22"/>
                 <w:szCs w:val="22"/>
               </w:rPr>
+              <w:lastRenderedPageBreak/>
               <w:t>Clean Development Mechanism</w:t>
             </w:r>
           </w:p>
@@ -1901,7 +2214,7 @@
         </w:tc>
         <w:tc>
           <w:tcPr>
-            <w:tcW w:w="2335" w:type="pct"/>
+            <w:tcW w:w="2293" w:type="pct"/>
             <w:tcBorders>
               <w:top w:val="single" w:sz="6" w:space="0" w:color="666666"/>
               <w:left w:val="none" w:sz="0" w:space="0" w:color="000000"/>
@@ -1957,32 +2270,42 @@
         </w:tc>
         <w:tc>
           <w:tcPr>
-            <w:tcW w:w="1272" w:type="pct"/>
-            <w:tcBorders>
-              <w:top w:val="single" w:sz="6" w:space="0" w:color="666666"/>
-              <w:left w:val="none" w:sz="0" w:space="0" w:color="000000"/>
-              <w:bottom w:val="single" w:sz="6" w:space="0" w:color="666666"/>
-              <w:right w:val="none" w:sz="0" w:space="0" w:color="000000"/>
-            </w:tcBorders>
-            <w:shd w:val="clear" w:color="auto" w:fill="FFFFFF"/>
-          </w:tcPr>
-          <w:p>
-            <w:pPr>
-              <w:pBdr>
-                <w:top w:val="none" w:sz="0" w:space="0" w:color="000000"/>
-                <w:left w:val="none" w:sz="0" w:space="0" w:color="000000"/>
-                <w:bottom w:val="none" w:sz="0" w:space="0" w:color="000000"/>
-                <w:right w:val="none" w:sz="0" w:space="0" w:color="000000"/>
-              </w:pBdr>
-              <w:spacing w:before="100" w:after="100"/>
-              <w:ind w:left="100" w:right="100"/>
-              <w:rPr>
-                <w:rFonts w:ascii="Helvetica" w:eastAsia="Helvetica" w:hAnsi="Helvetica" w:cs="Helvetica"/>
-                <w:color w:val="000000"/>
-                <w:sz w:val="22"/>
-                <w:szCs w:val="22"/>
-              </w:rPr>
-            </w:pPr>
+            <w:tcW w:w="1230" w:type="pct"/>
+            <w:tcBorders>
+              <w:top w:val="single" w:sz="6" w:space="0" w:color="666666"/>
+              <w:left w:val="none" w:sz="0" w:space="0" w:color="000000"/>
+              <w:bottom w:val="single" w:sz="6" w:space="0" w:color="666666"/>
+              <w:right w:val="none" w:sz="0" w:space="0" w:color="000000"/>
+            </w:tcBorders>
+            <w:shd w:val="clear" w:color="auto" w:fill="FFFFFF"/>
+          </w:tcPr>
+          <w:p>
+            <w:pPr>
+              <w:pBdr>
+                <w:top w:val="none" w:sz="0" w:space="0" w:color="000000"/>
+                <w:left w:val="none" w:sz="0" w:space="0" w:color="000000"/>
+                <w:bottom w:val="none" w:sz="0" w:space="0" w:color="000000"/>
+                <w:right w:val="none" w:sz="0" w:space="0" w:color="000000"/>
+              </w:pBdr>
+              <w:spacing w:before="100" w:after="100"/>
+              <w:ind w:left="100" w:right="100"/>
+              <w:rPr>
+                <w:rFonts w:ascii="Helvetica" w:eastAsia="Helvetica" w:hAnsi="Helvetica" w:cs="Helvetica"/>
+                <w:color w:val="000000"/>
+                <w:sz w:val="22"/>
+                <w:szCs w:val="22"/>
+              </w:rPr>
+            </w:pPr>
+            <w:r>
+              <w:rPr>
+                <w:rFonts w:ascii="Helvetica" w:eastAsia="Helvetica" w:hAnsi="Helvetica" w:cs="Helvetica"/>
+                <w:color w:val="000000"/>
+                <w:sz w:val="22"/>
+                <w:szCs w:val="22"/>
+              </w:rPr>
+              <w:lastRenderedPageBreak/>
+              <w:t>An investment and credit scheme that allows a country with an emission-reduction or emission-limitation commitment under the Kyoto Protocol to develop emission-reduction projects in developing countries</w:t>
+            </w:r>
           </w:p>
         </w:tc>
       </w:tr>
@@ -2029,7 +2352,7 @@
                 <w:sz w:val="22"/>
                 <w:szCs w:val="22"/>
               </w:rPr>
-              <w:t>Climate Action Reserve</w:t>
+              <w:t>Gold Standard Impact Registry</w:t>
             </w:r>
           </w:p>
         </w:tc>
@@ -2075,84 +2398,124 @@
                 <w:sz w:val="22"/>
                 <w:szCs w:val="22"/>
               </w:rPr>
-              <w:t>12</w:t>
-            </w:r>
-          </w:p>
-        </w:tc>
-        <w:tc>
-          <w:tcPr>
-            <w:tcW w:w="2335" w:type="pct"/>
-            <w:tcBorders>
-              <w:top w:val="single" w:sz="6" w:space="0" w:color="666666"/>
-              <w:left w:val="none" w:sz="0" w:space="0" w:color="000000"/>
-              <w:bottom w:val="single" w:sz="6" w:space="0" w:color="666666"/>
-              <w:right w:val="none" w:sz="0" w:space="0" w:color="000000"/>
-            </w:tcBorders>
-            <w:shd w:val="clear" w:color="auto" w:fill="FFFFFF"/>
-            <w:tcMar>
-              <w:top w:w="0" w:type="dxa"/>
-              <w:left w:w="0" w:type="dxa"/>
-              <w:bottom w:w="0" w:type="dxa"/>
-              <w:right w:w="0" w:type="dxa"/>
-            </w:tcMar>
-            <w:vAlign w:val="center"/>
-          </w:tcPr>
-          <w:p>
-            <w:pPr>
-              <w:pBdr>
-                <w:top w:val="none" w:sz="0" w:space="0" w:color="000000"/>
-                <w:left w:val="none" w:sz="0" w:space="0" w:color="000000"/>
-                <w:bottom w:val="none" w:sz="0" w:space="0" w:color="000000"/>
-                <w:right w:val="none" w:sz="0" w:space="0" w:color="000000"/>
-              </w:pBdr>
-              <w:spacing w:before="100" w:after="100"/>
-              <w:ind w:left="100" w:right="100"/>
-              <w:rPr>
-                <w:rFonts w:ascii="Helvetica" w:eastAsia="Helvetica" w:hAnsi="Helvetica" w:cs="Helvetica"/>
-                <w:color w:val="000000"/>
-                <w:sz w:val="22"/>
-                <w:szCs w:val="22"/>
-              </w:rPr>
-            </w:pPr>
-            <w:r>
-              <w:rPr>
-                <w:rFonts w:ascii="Helvetica" w:eastAsia="Helvetica" w:hAnsi="Helvetica" w:cs="Helvetica"/>
-                <w:color w:val="000000"/>
-                <w:sz w:val="22"/>
-                <w:szCs w:val="22"/>
-              </w:rPr>
-              <w:t>Avoided Conversion  (Version 3.1); Conservation-Based Forest Management  (Version 2.1); Forestry - MX  (Version 1.4); Forestry - MX  (Version 1.5); Forestry - MX  (Version 2.0); Forestry - MX  (Version 3.0); Improved Forest Management  (Version 3.1); Improved Forest Management  (Version 3.2); Landfill Gas Capture/Combustion  (Version 2.0); Livestock - ARB Compliance  (ARB Compliance Offset Protocol Livestock Projects, November 14, 2014); Organic Waste Composting  (Version 1.1); Organic Waste Digestion  (Version 1.0)</w:t>
-            </w:r>
-          </w:p>
-        </w:tc>
-        <w:tc>
-          <w:tcPr>
-            <w:tcW w:w="1272" w:type="pct"/>
-            <w:tcBorders>
-              <w:top w:val="single" w:sz="6" w:space="0" w:color="666666"/>
-              <w:left w:val="none" w:sz="0" w:space="0" w:color="000000"/>
-              <w:bottom w:val="single" w:sz="6" w:space="0" w:color="666666"/>
-              <w:right w:val="none" w:sz="0" w:space="0" w:color="000000"/>
-            </w:tcBorders>
-            <w:shd w:val="clear" w:color="auto" w:fill="FFFFFF"/>
-          </w:tcPr>
-          <w:p>
-            <w:pPr>
-              <w:pBdr>
-                <w:top w:val="none" w:sz="0" w:space="0" w:color="000000"/>
-                <w:left w:val="none" w:sz="0" w:space="0" w:color="000000"/>
-                <w:bottom w:val="none" w:sz="0" w:space="0" w:color="000000"/>
-                <w:right w:val="none" w:sz="0" w:space="0" w:color="000000"/>
-              </w:pBdr>
-              <w:spacing w:before="100" w:after="100"/>
-              <w:ind w:left="100" w:right="100"/>
-              <w:rPr>
-                <w:rFonts w:ascii="Helvetica" w:eastAsia="Helvetica" w:hAnsi="Helvetica" w:cs="Helvetica"/>
-                <w:color w:val="000000"/>
-                <w:sz w:val="22"/>
-                <w:szCs w:val="22"/>
-              </w:rPr>
-            </w:pPr>
+              <w:t>24</w:t>
+            </w:r>
+          </w:p>
+        </w:tc>
+        <w:tc>
+          <w:tcPr>
+            <w:tcW w:w="2293" w:type="pct"/>
+            <w:tcBorders>
+              <w:top w:val="single" w:sz="6" w:space="0" w:color="666666"/>
+              <w:left w:val="none" w:sz="0" w:space="0" w:color="000000"/>
+              <w:bottom w:val="single" w:sz="6" w:space="0" w:color="666666"/>
+              <w:right w:val="none" w:sz="0" w:space="0" w:color="000000"/>
+            </w:tcBorders>
+            <w:shd w:val="clear" w:color="auto" w:fill="FFFFFF"/>
+            <w:tcMar>
+              <w:top w:w="0" w:type="dxa"/>
+              <w:left w:w="0" w:type="dxa"/>
+              <w:bottom w:w="0" w:type="dxa"/>
+              <w:right w:w="0" w:type="dxa"/>
+            </w:tcMar>
+            <w:vAlign w:val="center"/>
+          </w:tcPr>
+          <w:p>
+            <w:pPr>
+              <w:pBdr>
+                <w:top w:val="none" w:sz="0" w:space="0" w:color="000000"/>
+                <w:left w:val="none" w:sz="0" w:space="0" w:color="000000"/>
+                <w:bottom w:val="none" w:sz="0" w:space="0" w:color="000000"/>
+                <w:right w:val="none" w:sz="0" w:space="0" w:color="000000"/>
+              </w:pBdr>
+              <w:spacing w:before="100" w:after="100"/>
+              <w:ind w:left="100" w:right="100"/>
+              <w:rPr>
+                <w:rFonts w:ascii="Helvetica" w:eastAsia="Helvetica" w:hAnsi="Helvetica" w:cs="Helvetica"/>
+                <w:color w:val="000000"/>
+                <w:sz w:val="22"/>
+                <w:szCs w:val="22"/>
+              </w:rPr>
+            </w:pPr>
+            <w:r>
+              <w:rPr>
+                <w:rFonts w:ascii="Helvetica" w:eastAsia="Helvetica" w:hAnsi="Helvetica" w:cs="Helvetica"/>
+                <w:color w:val="000000"/>
+                <w:sz w:val="22"/>
+                <w:szCs w:val="22"/>
+              </w:rPr>
+              <w:t xml:space="preserve">ACM0001 Flaring or use of landfill gas; ACM0010 GHG emission reductions from manure management systems; Afforestation/Reforestation GHG Emissions Reduction &amp; Sequestration Methodology; AM0036 Use of biomass in heat generation equipment; AMS-I.A. Electricity generation by the user; AMS-I.C. Thermal energy production with or without electricity; AMS-I.D. Grid connected renewable electricity generation; AMS-I.E. Switch from non-renewable biomass for thermal applications by the user; AMS-I.I. Biogas/biomass thermal applications for households/small users; AMS-II.C. Demand-side energy efficiency activities for specific technologies; AMS-II.G. Energy efficiency measures in thermal </w:t>
+            </w:r>
+            <w:r>
+              <w:rPr>
+                <w:rFonts w:ascii="Helvetica" w:eastAsia="Helvetica" w:hAnsi="Helvetica" w:cs="Helvetica"/>
+                <w:color w:val="000000"/>
+                <w:sz w:val="22"/>
+                <w:szCs w:val="22"/>
+              </w:rPr>
+              <w:lastRenderedPageBreak/>
+              <w:t>applications of non-renewable biomass; AMS-III.Z. Fuel Switch, process improvement and energy efficiency in brick manufacture; GS Baseline and Monitoring Methodology Biodigester (1); GS Methodology for emission reductions from safe drinking water supply; GS Methodology for Improved Cook stoves and Kitchen Regimes (1); GS Methodology for Improved Cook stoves and Kitchen Regimes (2); GS MS Simplified Methodology for Efficient Cookstoves (1.1); GS MS Simplified Methodology for Efficient Cookstoves (1); GS TPDDTEC Reduced Emissions from Cooking and Heating – Technologies and Practices to Displace Decentralized Thermal Energy Consumption (1); GS TPDDTEC Reduced Emissions from Cooking and Heating – Technologies and Practices to Displace Decentralized Thermal Energy Consumption (2); GS TPDDTEC Reduced Emissions from Cooking and Heating – Technologies and Practices to Displace Decentralized Thermal Energy Consumption (3.1); GS TPDDTEC Reduced Emissions from Cooking and Heating – Technologies and Practices to Displace Decentralized Thermal Energy Consumption (3); GS TPDDTEC Reduced Emissions from Cooking and Heating – Technologies and Practices to Displace Decentralized Thermal Energy Consumption (4); Other</w:t>
+            </w:r>
+          </w:p>
+        </w:tc>
+        <w:tc>
+          <w:tcPr>
+            <w:tcW w:w="1230" w:type="pct"/>
+            <w:tcBorders>
+              <w:top w:val="single" w:sz="6" w:space="0" w:color="666666"/>
+              <w:left w:val="none" w:sz="0" w:space="0" w:color="000000"/>
+              <w:bottom w:val="single" w:sz="6" w:space="0" w:color="666666"/>
+              <w:right w:val="none" w:sz="0" w:space="0" w:color="000000"/>
+            </w:tcBorders>
+            <w:shd w:val="clear" w:color="auto" w:fill="FFFFFF"/>
+          </w:tcPr>
+          <w:p>
+            <w:pPr>
+              <w:pBdr>
+                <w:top w:val="none" w:sz="0" w:space="0" w:color="000000"/>
+                <w:left w:val="none" w:sz="0" w:space="0" w:color="000000"/>
+                <w:bottom w:val="none" w:sz="0" w:space="0" w:color="000000"/>
+                <w:right w:val="none" w:sz="0" w:space="0" w:color="000000"/>
+              </w:pBdr>
+              <w:spacing w:before="100" w:after="100"/>
+              <w:ind w:left="100" w:right="100"/>
+              <w:rPr>
+                <w:rFonts w:ascii="Helvetica" w:eastAsia="Helvetica" w:hAnsi="Helvetica" w:cs="Helvetica"/>
+                <w:color w:val="000000"/>
+                <w:sz w:val="22"/>
+                <w:szCs w:val="22"/>
+              </w:rPr>
+            </w:pPr>
+            <w:r>
+              <w:rPr>
+                <w:rFonts w:ascii="Helvetica" w:eastAsia="Helvetica" w:hAnsi="Helvetica" w:cs="Helvetica"/>
+                <w:color w:val="000000"/>
+                <w:sz w:val="22"/>
+                <w:szCs w:val="22"/>
+              </w:rPr>
+              <w:lastRenderedPageBreak/>
+              <w:t xml:space="preserve">A carbon credit registry and status tracking system for projects </w:t>
+            </w:r>
+            <w:proofErr w:type="spellStart"/>
+            <w:r>
+              <w:rPr>
+                <w:rFonts w:ascii="Helvetica" w:eastAsia="Helvetica" w:hAnsi="Helvetica" w:cs="Helvetica"/>
+                <w:color w:val="000000"/>
+                <w:sz w:val="22"/>
+                <w:szCs w:val="22"/>
+              </w:rPr>
+              <w:t>utilising</w:t>
+            </w:r>
+            <w:proofErr w:type="spellEnd"/>
+            <w:r>
+              <w:rPr>
+                <w:rFonts w:ascii="Helvetica" w:eastAsia="Helvetica" w:hAnsi="Helvetica" w:cs="Helvetica"/>
+                <w:color w:val="000000"/>
+                <w:sz w:val="22"/>
+                <w:szCs w:val="22"/>
+              </w:rPr>
+              <w:t xml:space="preserve"> the Gold Standard certification process</w:t>
+            </w:r>
           </w:p>
         </w:tc>
       </w:tr>
@@ -2199,7 +2562,25 @@
                 <w:sz w:val="22"/>
                 <w:szCs w:val="22"/>
               </w:rPr>
-              <w:t>Gold Standard Impact Registry</w:t>
+              <w:t>Joint Crediting Mechanism (</w:t>
+            </w:r>
+            <w:r>
+              <w:rPr>
+                <w:rFonts w:ascii="Helvetica" w:eastAsia="Helvetica" w:hAnsi="Helvetica" w:cs="Helvetica"/>
+                <w:color w:val="000000"/>
+                <w:sz w:val="22"/>
+                <w:szCs w:val="22"/>
+              </w:rPr>
+              <w:t>JCM</w:t>
+            </w:r>
+            <w:r>
+              <w:rPr>
+                <w:rFonts w:ascii="Helvetica" w:eastAsia="Helvetica" w:hAnsi="Helvetica" w:cs="Helvetica"/>
+                <w:color w:val="000000"/>
+                <w:sz w:val="22"/>
+                <w:szCs w:val="22"/>
+              </w:rPr>
+              <w:t>)</w:t>
             </w:r>
           </w:p>
         </w:tc>
@@ -2245,104 +2626,93 @@
                 <w:sz w:val="22"/>
                 <w:szCs w:val="22"/>
               </w:rPr>
-              <w:t>24</w:t>
-            </w:r>
-          </w:p>
-        </w:tc>
-        <w:tc>
-          <w:tcPr>
-            <w:tcW w:w="2335" w:type="pct"/>
-            <w:tcBorders>
-              <w:top w:val="single" w:sz="6" w:space="0" w:color="666666"/>
-              <w:left w:val="none" w:sz="0" w:space="0" w:color="000000"/>
-              <w:bottom w:val="single" w:sz="6" w:space="0" w:color="666666"/>
-              <w:right w:val="none" w:sz="0" w:space="0" w:color="000000"/>
-            </w:tcBorders>
-            <w:shd w:val="clear" w:color="auto" w:fill="FFFFFF"/>
-            <w:tcMar>
-              <w:top w:w="0" w:type="dxa"/>
-              <w:left w:w="0" w:type="dxa"/>
-              <w:bottom w:w="0" w:type="dxa"/>
-              <w:right w:w="0" w:type="dxa"/>
-            </w:tcMar>
-            <w:vAlign w:val="center"/>
-          </w:tcPr>
-          <w:p>
-            <w:pPr>
-              <w:pBdr>
-                <w:top w:val="none" w:sz="0" w:space="0" w:color="000000"/>
-                <w:left w:val="none" w:sz="0" w:space="0" w:color="000000"/>
-                <w:bottom w:val="none" w:sz="0" w:space="0" w:color="000000"/>
-                <w:right w:val="none" w:sz="0" w:space="0" w:color="000000"/>
-              </w:pBdr>
-              <w:spacing w:before="100" w:after="100"/>
-              <w:ind w:left="100" w:right="100"/>
-              <w:rPr>
-                <w:rFonts w:ascii="Helvetica" w:eastAsia="Helvetica" w:hAnsi="Helvetica" w:cs="Helvetica"/>
-                <w:color w:val="000000"/>
-                <w:sz w:val="22"/>
-                <w:szCs w:val="22"/>
-              </w:rPr>
-            </w:pPr>
-            <w:r>
-              <w:rPr>
-                <w:rFonts w:ascii="Helvetica" w:eastAsia="Helvetica" w:hAnsi="Helvetica" w:cs="Helvetica"/>
-                <w:color w:val="000000"/>
-                <w:sz w:val="22"/>
-                <w:szCs w:val="22"/>
-              </w:rPr>
-              <w:t xml:space="preserve">ACM0001 Flaring or use of landfill gas; ACM0010 GHG emission reductions from manure management systems; </w:t>
-            </w:r>
-            <w:r>
-              <w:rPr>
-                <w:rFonts w:ascii="Helvetica" w:eastAsia="Helvetica" w:hAnsi="Helvetica" w:cs="Helvetica"/>
-                <w:color w:val="000000"/>
-                <w:sz w:val="22"/>
-                <w:szCs w:val="22"/>
-              </w:rPr>
-              <w:lastRenderedPageBreak/>
-              <w:t xml:space="preserve">Afforestation/Reforestation GHG Emissions Reduction &amp; Sequestration Methodology; AM0036 Use of biomass in heat generation equipment; AMS-I.A. Electricity generation by the user; AMS-I.C. Thermal energy production with or without electricity; AMS-I.D. Grid connected renewable electricity generation; AMS-I.E. Switch from non-renewable biomass for thermal applications by the user; AMS-I.I. Biogas/biomass thermal applications for households/small users; AMS-II.C. Demand-side energy efficiency activities for specific technologies; AMS-II.G. Energy efficiency measures in thermal applications of non-renewable biomass; AMS-III.Z. Fuel Switch, process improvement and energy efficiency in brick manufacture; GS Baseline and Monitoring Methodology Biodigester (1); GS Methodology for emission reductions from safe drinking water supply; GS Methodology for Improved Cook stoves and Kitchen Regimes (1); GS Methodology for Improved Cook stoves and Kitchen Regimes (2); GS MS Simplified Methodology for Efficient Cookstoves (1.1); GS MS Simplified Methodology for Efficient Cookstoves (1); GS TPDDTEC Reduced Emissions from Cooking and Heating – Technologies and Practices to Displace Decentralized Thermal Energy Consumption (1); GS TPDDTEC Reduced Emissions from Cooking and Heating – Technologies and Practices to Displace Decentralized Thermal Energy Consumption (2); GS TPDDTEC Reduced Emissions from Cooking and Heating – Technologies and Practices to Displace Decentralized Thermal Energy Consumption (3.1); GS TPDDTEC Reduced Emissions from Cooking and Heating – Technologies and Practices to Displace Decentralized Thermal Energy Consumption (3); GS TPDDTEC </w:t>
-            </w:r>
-            <w:r>
-              <w:rPr>
-                <w:rFonts w:ascii="Helvetica" w:eastAsia="Helvetica" w:hAnsi="Helvetica" w:cs="Helvetica"/>
-                <w:color w:val="000000"/>
-                <w:sz w:val="22"/>
-                <w:szCs w:val="22"/>
-              </w:rPr>
-              <w:lastRenderedPageBreak/>
-              <w:t>Reduced Emissions from Cooking and Heating – Technologies and Practices to Displace Decentralized Thermal Energy Consumption (4); Other</w:t>
-            </w:r>
-          </w:p>
-        </w:tc>
-        <w:tc>
-          <w:tcPr>
-            <w:tcW w:w="1272" w:type="pct"/>
-            <w:tcBorders>
-              <w:top w:val="single" w:sz="6" w:space="0" w:color="666666"/>
-              <w:left w:val="none" w:sz="0" w:space="0" w:color="000000"/>
-              <w:bottom w:val="single" w:sz="6" w:space="0" w:color="666666"/>
-              <w:right w:val="none" w:sz="0" w:space="0" w:color="000000"/>
-            </w:tcBorders>
-            <w:shd w:val="clear" w:color="auto" w:fill="FFFFFF"/>
-          </w:tcPr>
-          <w:p>
-            <w:pPr>
-              <w:pBdr>
-                <w:top w:val="none" w:sz="0" w:space="0" w:color="000000"/>
-                <w:left w:val="none" w:sz="0" w:space="0" w:color="000000"/>
-                <w:bottom w:val="none" w:sz="0" w:space="0" w:color="000000"/>
-                <w:right w:val="none" w:sz="0" w:space="0" w:color="000000"/>
-              </w:pBdr>
-              <w:spacing w:before="100" w:after="100"/>
-              <w:ind w:left="100" w:right="100"/>
-              <w:rPr>
-                <w:rFonts w:ascii="Helvetica" w:eastAsia="Helvetica" w:hAnsi="Helvetica" w:cs="Helvetica"/>
-                <w:color w:val="000000"/>
-                <w:sz w:val="22"/>
-                <w:szCs w:val="22"/>
-              </w:rPr>
-            </w:pPr>
+              <w:t>2</w:t>
+            </w:r>
+          </w:p>
+        </w:tc>
+        <w:tc>
+          <w:tcPr>
+            <w:tcW w:w="2293" w:type="pct"/>
+            <w:tcBorders>
+              <w:top w:val="single" w:sz="6" w:space="0" w:color="666666"/>
+              <w:left w:val="none" w:sz="0" w:space="0" w:color="000000"/>
+              <w:bottom w:val="single" w:sz="6" w:space="0" w:color="666666"/>
+              <w:right w:val="none" w:sz="0" w:space="0" w:color="000000"/>
+            </w:tcBorders>
+            <w:shd w:val="clear" w:color="auto" w:fill="FFFFFF"/>
+            <w:tcMar>
+              <w:top w:w="0" w:type="dxa"/>
+              <w:left w:w="0" w:type="dxa"/>
+              <w:bottom w:w="0" w:type="dxa"/>
+              <w:right w:w="0" w:type="dxa"/>
+            </w:tcMar>
+            <w:vAlign w:val="center"/>
+          </w:tcPr>
+          <w:p>
+            <w:pPr>
+              <w:pBdr>
+                <w:top w:val="none" w:sz="0" w:space="0" w:color="000000"/>
+                <w:left w:val="none" w:sz="0" w:space="0" w:color="000000"/>
+                <w:bottom w:val="none" w:sz="0" w:space="0" w:color="000000"/>
+                <w:right w:val="none" w:sz="0" w:space="0" w:color="000000"/>
+              </w:pBdr>
+              <w:spacing w:before="100" w:after="100"/>
+              <w:ind w:left="100" w:right="100"/>
+              <w:rPr>
+                <w:rFonts w:ascii="Helvetica" w:eastAsia="Helvetica" w:hAnsi="Helvetica" w:cs="Helvetica"/>
+                <w:color w:val="000000"/>
+                <w:sz w:val="22"/>
+                <w:szCs w:val="22"/>
+              </w:rPr>
+            </w:pPr>
+            <w:r>
+              <w:rPr>
+                <w:rFonts w:ascii="Helvetica" w:eastAsia="Helvetica" w:hAnsi="Helvetica" w:cs="Helvetica"/>
+                <w:color w:val="000000"/>
+                <w:sz w:val="22"/>
+                <w:szCs w:val="22"/>
+              </w:rPr>
+              <w:t>KH_AM004; LA_AM004</w:t>
+            </w:r>
+          </w:p>
+        </w:tc>
+        <w:tc>
+          <w:tcPr>
+            <w:tcW w:w="1230" w:type="pct"/>
+            <w:tcBorders>
+              <w:top w:val="single" w:sz="6" w:space="0" w:color="666666"/>
+              <w:left w:val="none" w:sz="0" w:space="0" w:color="000000"/>
+              <w:bottom w:val="single" w:sz="6" w:space="0" w:color="666666"/>
+              <w:right w:val="none" w:sz="0" w:space="0" w:color="000000"/>
+            </w:tcBorders>
+            <w:shd w:val="clear" w:color="auto" w:fill="FFFFFF"/>
+          </w:tcPr>
+          <w:p>
+            <w:pPr>
+              <w:pBdr>
+                <w:top w:val="none" w:sz="0" w:space="0" w:color="000000"/>
+                <w:left w:val="none" w:sz="0" w:space="0" w:color="000000"/>
+                <w:bottom w:val="none" w:sz="0" w:space="0" w:color="000000"/>
+                <w:right w:val="none" w:sz="0" w:space="0" w:color="000000"/>
+              </w:pBdr>
+              <w:spacing w:before="100" w:after="100"/>
+              <w:ind w:left="100" w:right="100"/>
+              <w:rPr>
+                <w:rFonts w:ascii="Helvetica" w:eastAsia="Helvetica" w:hAnsi="Helvetica" w:cs="Helvetica"/>
+                <w:color w:val="000000"/>
+                <w:sz w:val="22"/>
+                <w:szCs w:val="22"/>
+              </w:rPr>
+            </w:pPr>
+            <w:r>
+              <w:rPr>
+                <w:rFonts w:ascii="Helvetica" w:eastAsia="Helvetica" w:hAnsi="Helvetica" w:cs="Helvetica"/>
+                <w:color w:val="000000"/>
+                <w:sz w:val="22"/>
+                <w:szCs w:val="22"/>
+              </w:rPr>
+              <w:t>A Japan-based mechanism to facilitate reduction in greenhouse gas emissions in developing countries</w:t>
+            </w:r>
           </w:p>
         </w:tc>
       </w:tr>
@@ -2390,7 +2760,7 @@
                 <w:szCs w:val="22"/>
               </w:rPr>
               <w:lastRenderedPageBreak/>
-              <w:t>JCM</w:t>
+              <w:t>Plan Vivo</w:t>
             </w:r>
           </w:p>
         </w:tc>
@@ -2436,84 +2806,93 @@
                 <w:sz w:val="22"/>
                 <w:szCs w:val="22"/>
               </w:rPr>
-              <w:t>2</w:t>
-            </w:r>
-          </w:p>
-        </w:tc>
-        <w:tc>
-          <w:tcPr>
-            <w:tcW w:w="2335" w:type="pct"/>
-            <w:tcBorders>
-              <w:top w:val="single" w:sz="6" w:space="0" w:color="666666"/>
-              <w:left w:val="none" w:sz="0" w:space="0" w:color="000000"/>
-              <w:bottom w:val="single" w:sz="6" w:space="0" w:color="666666"/>
-              <w:right w:val="none" w:sz="0" w:space="0" w:color="000000"/>
-            </w:tcBorders>
-            <w:shd w:val="clear" w:color="auto" w:fill="FFFFFF"/>
-            <w:tcMar>
-              <w:top w:w="0" w:type="dxa"/>
-              <w:left w:w="0" w:type="dxa"/>
-              <w:bottom w:w="0" w:type="dxa"/>
-              <w:right w:w="0" w:type="dxa"/>
-            </w:tcMar>
-            <w:vAlign w:val="center"/>
-          </w:tcPr>
-          <w:p>
-            <w:pPr>
-              <w:pBdr>
-                <w:top w:val="none" w:sz="0" w:space="0" w:color="000000"/>
-                <w:left w:val="none" w:sz="0" w:space="0" w:color="000000"/>
-                <w:bottom w:val="none" w:sz="0" w:space="0" w:color="000000"/>
-                <w:right w:val="none" w:sz="0" w:space="0" w:color="000000"/>
-              </w:pBdr>
-              <w:spacing w:before="100" w:after="100"/>
-              <w:ind w:left="100" w:right="100"/>
-              <w:rPr>
-                <w:rFonts w:ascii="Helvetica" w:eastAsia="Helvetica" w:hAnsi="Helvetica" w:cs="Helvetica"/>
-                <w:color w:val="000000"/>
-                <w:sz w:val="22"/>
-                <w:szCs w:val="22"/>
-              </w:rPr>
-            </w:pPr>
-            <w:r>
-              <w:rPr>
-                <w:rFonts w:ascii="Helvetica" w:eastAsia="Helvetica" w:hAnsi="Helvetica" w:cs="Helvetica"/>
-                <w:color w:val="000000"/>
-                <w:sz w:val="22"/>
-                <w:szCs w:val="22"/>
-              </w:rPr>
-              <w:t>KH_AM004; LA_AM004</w:t>
-            </w:r>
-          </w:p>
-        </w:tc>
-        <w:tc>
-          <w:tcPr>
-            <w:tcW w:w="1272" w:type="pct"/>
-            <w:tcBorders>
-              <w:top w:val="single" w:sz="6" w:space="0" w:color="666666"/>
-              <w:left w:val="none" w:sz="0" w:space="0" w:color="000000"/>
-              <w:bottom w:val="single" w:sz="6" w:space="0" w:color="666666"/>
-              <w:right w:val="none" w:sz="0" w:space="0" w:color="000000"/>
-            </w:tcBorders>
-            <w:shd w:val="clear" w:color="auto" w:fill="FFFFFF"/>
-          </w:tcPr>
-          <w:p>
-            <w:pPr>
-              <w:pBdr>
-                <w:top w:val="none" w:sz="0" w:space="0" w:color="000000"/>
-                <w:left w:val="none" w:sz="0" w:space="0" w:color="000000"/>
-                <w:bottom w:val="none" w:sz="0" w:space="0" w:color="000000"/>
-                <w:right w:val="none" w:sz="0" w:space="0" w:color="000000"/>
-              </w:pBdr>
-              <w:spacing w:before="100" w:after="100"/>
-              <w:ind w:left="100" w:right="100"/>
-              <w:rPr>
-                <w:rFonts w:ascii="Helvetica" w:eastAsia="Helvetica" w:hAnsi="Helvetica" w:cs="Helvetica"/>
-                <w:color w:val="000000"/>
-                <w:sz w:val="22"/>
-                <w:szCs w:val="22"/>
-              </w:rPr>
-            </w:pPr>
+              <w:t>7</w:t>
+            </w:r>
+          </w:p>
+        </w:tc>
+        <w:tc>
+          <w:tcPr>
+            <w:tcW w:w="2293" w:type="pct"/>
+            <w:tcBorders>
+              <w:top w:val="single" w:sz="6" w:space="0" w:color="666666"/>
+              <w:left w:val="none" w:sz="0" w:space="0" w:color="000000"/>
+              <w:bottom w:val="single" w:sz="6" w:space="0" w:color="666666"/>
+              <w:right w:val="none" w:sz="0" w:space="0" w:color="000000"/>
+            </w:tcBorders>
+            <w:shd w:val="clear" w:color="auto" w:fill="FFFFFF"/>
+            <w:tcMar>
+              <w:top w:w="0" w:type="dxa"/>
+              <w:left w:w="0" w:type="dxa"/>
+              <w:bottom w:w="0" w:type="dxa"/>
+              <w:right w:w="0" w:type="dxa"/>
+            </w:tcMar>
+            <w:vAlign w:val="center"/>
+          </w:tcPr>
+          <w:p>
+            <w:pPr>
+              <w:pBdr>
+                <w:top w:val="none" w:sz="0" w:space="0" w:color="000000"/>
+                <w:left w:val="none" w:sz="0" w:space="0" w:color="000000"/>
+                <w:bottom w:val="none" w:sz="0" w:space="0" w:color="000000"/>
+                <w:right w:val="none" w:sz="0" w:space="0" w:color="000000"/>
+              </w:pBdr>
+              <w:spacing w:before="100" w:after="100"/>
+              <w:ind w:left="100" w:right="100"/>
+              <w:rPr>
+                <w:rFonts w:ascii="Helvetica" w:eastAsia="Helvetica" w:hAnsi="Helvetica" w:cs="Helvetica"/>
+                <w:color w:val="000000"/>
+                <w:sz w:val="22"/>
+                <w:szCs w:val="22"/>
+              </w:rPr>
+            </w:pPr>
+            <w:r>
+              <w:rPr>
+                <w:rFonts w:ascii="Helvetica" w:eastAsia="Helvetica" w:hAnsi="Helvetica" w:cs="Helvetica"/>
+                <w:color w:val="000000"/>
+                <w:sz w:val="22"/>
+                <w:szCs w:val="22"/>
+              </w:rPr>
+              <w:t>Afforestation / Reforestation; Forest; Forest Conservation &amp; Avoided Deforestation; Forest Restoration; Improved Forest Management; REDD; Reduced emissions from deforestation &amp; degradation</w:t>
+            </w:r>
+          </w:p>
+        </w:tc>
+        <w:tc>
+          <w:tcPr>
+            <w:tcW w:w="1230" w:type="pct"/>
+            <w:tcBorders>
+              <w:top w:val="single" w:sz="6" w:space="0" w:color="666666"/>
+              <w:left w:val="none" w:sz="0" w:space="0" w:color="000000"/>
+              <w:bottom w:val="single" w:sz="6" w:space="0" w:color="666666"/>
+              <w:right w:val="none" w:sz="0" w:space="0" w:color="000000"/>
+            </w:tcBorders>
+            <w:shd w:val="clear" w:color="auto" w:fill="FFFFFF"/>
+          </w:tcPr>
+          <w:p>
+            <w:pPr>
+              <w:pBdr>
+                <w:top w:val="none" w:sz="0" w:space="0" w:color="000000"/>
+                <w:left w:val="none" w:sz="0" w:space="0" w:color="000000"/>
+                <w:bottom w:val="none" w:sz="0" w:space="0" w:color="000000"/>
+                <w:right w:val="none" w:sz="0" w:space="0" w:color="000000"/>
+              </w:pBdr>
+              <w:spacing w:before="100" w:after="100"/>
+              <w:ind w:left="100" w:right="100"/>
+              <w:rPr>
+                <w:rFonts w:ascii="Helvetica" w:eastAsia="Helvetica" w:hAnsi="Helvetica" w:cs="Helvetica"/>
+                <w:color w:val="000000"/>
+                <w:sz w:val="22"/>
+                <w:szCs w:val="22"/>
+              </w:rPr>
+            </w:pPr>
+            <w:r>
+              <w:rPr>
+                <w:rFonts w:ascii="Helvetica" w:eastAsia="Helvetica" w:hAnsi="Helvetica" w:cs="Helvetica"/>
+                <w:color w:val="000000"/>
+                <w:sz w:val="22"/>
+                <w:szCs w:val="22"/>
+              </w:rPr>
+              <w:t>A Scotland-based voluntary carbon market standard focused on community and smallholder land-use and marine projects</w:t>
+            </w:r>
           </w:p>
         </w:tc>
       </w:tr>
@@ -2553,15 +2932,17 @@
                 <w:szCs w:val="22"/>
               </w:rPr>
             </w:pPr>
-            <w:r>
-              <w:rPr>
-                <w:rFonts w:ascii="Helvetica" w:eastAsia="Helvetica" w:hAnsi="Helvetica" w:cs="Helvetica"/>
-                <w:color w:val="000000"/>
-                <w:sz w:val="22"/>
-                <w:szCs w:val="22"/>
-              </w:rPr>
-              <w:t>Plan Vivo</w:t>
-            </w:r>
+            <w:proofErr w:type="spellStart"/>
+            <w:r>
+              <w:rPr>
+                <w:rFonts w:ascii="Helvetica" w:eastAsia="Helvetica" w:hAnsi="Helvetica" w:cs="Helvetica"/>
+                <w:color w:val="000000"/>
+                <w:sz w:val="22"/>
+                <w:szCs w:val="22"/>
+              </w:rPr>
+              <w:t>Puro.earth</w:t>
+            </w:r>
+            <w:proofErr w:type="spellEnd"/>
           </w:p>
         </w:tc>
         <w:tc>
@@ -2606,84 +2987,93 @@
                 <w:sz w:val="22"/>
                 <w:szCs w:val="22"/>
               </w:rPr>
-              <w:t>7</w:t>
-            </w:r>
-          </w:p>
-        </w:tc>
-        <w:tc>
-          <w:tcPr>
-            <w:tcW w:w="2335" w:type="pct"/>
-            <w:tcBorders>
-              <w:top w:val="single" w:sz="6" w:space="0" w:color="666666"/>
-              <w:left w:val="none" w:sz="0" w:space="0" w:color="000000"/>
-              <w:bottom w:val="single" w:sz="6" w:space="0" w:color="666666"/>
-              <w:right w:val="none" w:sz="0" w:space="0" w:color="000000"/>
-            </w:tcBorders>
-            <w:shd w:val="clear" w:color="auto" w:fill="FFFFFF"/>
-            <w:tcMar>
-              <w:top w:w="0" w:type="dxa"/>
-              <w:left w:w="0" w:type="dxa"/>
-              <w:bottom w:w="0" w:type="dxa"/>
-              <w:right w:w="0" w:type="dxa"/>
-            </w:tcMar>
-            <w:vAlign w:val="center"/>
-          </w:tcPr>
-          <w:p>
-            <w:pPr>
-              <w:pBdr>
-                <w:top w:val="none" w:sz="0" w:space="0" w:color="000000"/>
-                <w:left w:val="none" w:sz="0" w:space="0" w:color="000000"/>
-                <w:bottom w:val="none" w:sz="0" w:space="0" w:color="000000"/>
-                <w:right w:val="none" w:sz="0" w:space="0" w:color="000000"/>
-              </w:pBdr>
-              <w:spacing w:before="100" w:after="100"/>
-              <w:ind w:left="100" w:right="100"/>
-              <w:rPr>
-                <w:rFonts w:ascii="Helvetica" w:eastAsia="Helvetica" w:hAnsi="Helvetica" w:cs="Helvetica"/>
-                <w:color w:val="000000"/>
-                <w:sz w:val="22"/>
-                <w:szCs w:val="22"/>
-              </w:rPr>
-            </w:pPr>
-            <w:r>
-              <w:rPr>
-                <w:rFonts w:ascii="Helvetica" w:eastAsia="Helvetica" w:hAnsi="Helvetica" w:cs="Helvetica"/>
-                <w:color w:val="000000"/>
-                <w:sz w:val="22"/>
-                <w:szCs w:val="22"/>
-              </w:rPr>
-              <w:t>Afforestation / Reforestation; Forest; Forest Conservation &amp; Avoided Deforestation; Forest Restoration; Improved Forest Management; REDD; Reduced emissions from deforestation &amp; degradation</w:t>
-            </w:r>
-          </w:p>
-        </w:tc>
-        <w:tc>
-          <w:tcPr>
-            <w:tcW w:w="1272" w:type="pct"/>
-            <w:tcBorders>
-              <w:top w:val="single" w:sz="6" w:space="0" w:color="666666"/>
-              <w:left w:val="none" w:sz="0" w:space="0" w:color="000000"/>
-              <w:bottom w:val="single" w:sz="6" w:space="0" w:color="666666"/>
-              <w:right w:val="none" w:sz="0" w:space="0" w:color="000000"/>
-            </w:tcBorders>
-            <w:shd w:val="clear" w:color="auto" w:fill="FFFFFF"/>
-          </w:tcPr>
-          <w:p>
-            <w:pPr>
-              <w:pBdr>
-                <w:top w:val="none" w:sz="0" w:space="0" w:color="000000"/>
-                <w:left w:val="none" w:sz="0" w:space="0" w:color="000000"/>
-                <w:bottom w:val="none" w:sz="0" w:space="0" w:color="000000"/>
-                <w:right w:val="none" w:sz="0" w:space="0" w:color="000000"/>
-              </w:pBdr>
-              <w:spacing w:before="100" w:after="100"/>
-              <w:ind w:left="100" w:right="100"/>
-              <w:rPr>
-                <w:rFonts w:ascii="Helvetica" w:eastAsia="Helvetica" w:hAnsi="Helvetica" w:cs="Helvetica"/>
-                <w:color w:val="000000"/>
-                <w:sz w:val="22"/>
-                <w:szCs w:val="22"/>
-              </w:rPr>
-            </w:pPr>
+              <w:t>2</w:t>
+            </w:r>
+          </w:p>
+        </w:tc>
+        <w:tc>
+          <w:tcPr>
+            <w:tcW w:w="2293" w:type="pct"/>
+            <w:tcBorders>
+              <w:top w:val="single" w:sz="6" w:space="0" w:color="666666"/>
+              <w:left w:val="none" w:sz="0" w:space="0" w:color="000000"/>
+              <w:bottom w:val="single" w:sz="6" w:space="0" w:color="666666"/>
+              <w:right w:val="none" w:sz="0" w:space="0" w:color="000000"/>
+            </w:tcBorders>
+            <w:shd w:val="clear" w:color="auto" w:fill="FFFFFF"/>
+            <w:tcMar>
+              <w:top w:w="0" w:type="dxa"/>
+              <w:left w:w="0" w:type="dxa"/>
+              <w:bottom w:w="0" w:type="dxa"/>
+              <w:right w:w="0" w:type="dxa"/>
+            </w:tcMar>
+            <w:vAlign w:val="center"/>
+          </w:tcPr>
+          <w:p>
+            <w:pPr>
+              <w:pBdr>
+                <w:top w:val="none" w:sz="0" w:space="0" w:color="000000"/>
+                <w:left w:val="none" w:sz="0" w:space="0" w:color="000000"/>
+                <w:bottom w:val="none" w:sz="0" w:space="0" w:color="000000"/>
+                <w:right w:val="none" w:sz="0" w:space="0" w:color="000000"/>
+              </w:pBdr>
+              <w:spacing w:before="100" w:after="100"/>
+              <w:ind w:left="100" w:right="100"/>
+              <w:rPr>
+                <w:rFonts w:ascii="Helvetica" w:eastAsia="Helvetica" w:hAnsi="Helvetica" w:cs="Helvetica"/>
+                <w:color w:val="000000"/>
+                <w:sz w:val="22"/>
+                <w:szCs w:val="22"/>
+              </w:rPr>
+            </w:pPr>
+            <w:r>
+              <w:rPr>
+                <w:rFonts w:ascii="Helvetica" w:eastAsia="Helvetica" w:hAnsi="Helvetica" w:cs="Helvetica"/>
+                <w:color w:val="000000"/>
+                <w:sz w:val="22"/>
+                <w:szCs w:val="22"/>
+              </w:rPr>
+              <w:t>PUR - Biochar; PUR - Wooden Building Elements</w:t>
+            </w:r>
+          </w:p>
+        </w:tc>
+        <w:tc>
+          <w:tcPr>
+            <w:tcW w:w="1230" w:type="pct"/>
+            <w:tcBorders>
+              <w:top w:val="single" w:sz="6" w:space="0" w:color="666666"/>
+              <w:left w:val="none" w:sz="0" w:space="0" w:color="000000"/>
+              <w:bottom w:val="single" w:sz="6" w:space="0" w:color="666666"/>
+              <w:right w:val="none" w:sz="0" w:space="0" w:color="000000"/>
+            </w:tcBorders>
+            <w:shd w:val="clear" w:color="auto" w:fill="FFFFFF"/>
+          </w:tcPr>
+          <w:p>
+            <w:pPr>
+              <w:pBdr>
+                <w:top w:val="none" w:sz="0" w:space="0" w:color="000000"/>
+                <w:left w:val="none" w:sz="0" w:space="0" w:color="000000"/>
+                <w:bottom w:val="none" w:sz="0" w:space="0" w:color="000000"/>
+                <w:right w:val="none" w:sz="0" w:space="0" w:color="000000"/>
+              </w:pBdr>
+              <w:spacing w:before="100" w:after="100"/>
+              <w:ind w:left="100" w:right="100"/>
+              <w:rPr>
+                <w:rFonts w:ascii="Helvetica" w:eastAsia="Helvetica" w:hAnsi="Helvetica" w:cs="Helvetica"/>
+                <w:color w:val="000000"/>
+                <w:sz w:val="22"/>
+                <w:szCs w:val="22"/>
+              </w:rPr>
+            </w:pPr>
+            <w:r>
+              <w:rPr>
+                <w:rFonts w:ascii="Helvetica" w:eastAsia="Helvetica" w:hAnsi="Helvetica" w:cs="Helvetica"/>
+                <w:color w:val="000000"/>
+                <w:sz w:val="22"/>
+                <w:szCs w:val="22"/>
+              </w:rPr>
+              <w:t>A voluntary market carbon certification based on the Puro Standard with an emphasis on durable carbon storage</w:t>
+            </w:r>
           </w:p>
         </w:tc>
       </w:tr>
@@ -2723,17 +3113,15 @@
                 <w:szCs w:val="22"/>
               </w:rPr>
             </w:pPr>
-            <w:proofErr w:type="spellStart"/>
-            <w:r>
-              <w:rPr>
-                <w:rFonts w:ascii="Helvetica" w:eastAsia="Helvetica" w:hAnsi="Helvetica" w:cs="Helvetica"/>
-                <w:color w:val="000000"/>
-                <w:sz w:val="22"/>
-                <w:szCs w:val="22"/>
-              </w:rPr>
-              <w:t>Puro.earth</w:t>
-            </w:r>
-            <w:proofErr w:type="spellEnd"/>
+            <w:r>
+              <w:rPr>
+                <w:rFonts w:ascii="Helvetica" w:eastAsia="Helvetica" w:hAnsi="Helvetica" w:cs="Helvetica"/>
+                <w:color w:val="000000"/>
+                <w:sz w:val="22"/>
+                <w:szCs w:val="22"/>
+              </w:rPr>
+              <w:t>Unregistered CDR</w:t>
+            </w:r>
           </w:p>
         </w:tc>
         <w:tc>
@@ -2778,59 +3166,59 @@
                 <w:sz w:val="22"/>
                 <w:szCs w:val="22"/>
               </w:rPr>
-              <w:t>2</w:t>
-            </w:r>
-          </w:p>
-        </w:tc>
-        <w:tc>
-          <w:tcPr>
-            <w:tcW w:w="2335" w:type="pct"/>
-            <w:tcBorders>
-              <w:top w:val="single" w:sz="6" w:space="0" w:color="666666"/>
-              <w:left w:val="none" w:sz="0" w:space="0" w:color="000000"/>
-              <w:bottom w:val="single" w:sz="6" w:space="0" w:color="666666"/>
-              <w:right w:val="none" w:sz="0" w:space="0" w:color="000000"/>
-            </w:tcBorders>
-            <w:shd w:val="clear" w:color="auto" w:fill="FFFFFF"/>
-            <w:tcMar>
-              <w:top w:w="0" w:type="dxa"/>
-              <w:left w:w="0" w:type="dxa"/>
-              <w:bottom w:w="0" w:type="dxa"/>
-              <w:right w:w="0" w:type="dxa"/>
-            </w:tcMar>
-            <w:vAlign w:val="center"/>
-          </w:tcPr>
-          <w:p>
-            <w:pPr>
-              <w:pBdr>
-                <w:top w:val="none" w:sz="0" w:space="0" w:color="000000"/>
-                <w:left w:val="none" w:sz="0" w:space="0" w:color="000000"/>
-                <w:bottom w:val="none" w:sz="0" w:space="0" w:color="000000"/>
-                <w:right w:val="none" w:sz="0" w:space="0" w:color="000000"/>
-              </w:pBdr>
-              <w:spacing w:before="100" w:after="100"/>
-              <w:ind w:left="100" w:right="100"/>
-              <w:rPr>
-                <w:rFonts w:ascii="Helvetica" w:eastAsia="Helvetica" w:hAnsi="Helvetica" w:cs="Helvetica"/>
-                <w:color w:val="000000"/>
-                <w:sz w:val="22"/>
-                <w:szCs w:val="22"/>
-              </w:rPr>
-            </w:pPr>
-            <w:r>
-              <w:rPr>
-                <w:rFonts w:ascii="Helvetica" w:eastAsia="Helvetica" w:hAnsi="Helvetica" w:cs="Helvetica"/>
-                <w:color w:val="000000"/>
-                <w:sz w:val="22"/>
-                <w:szCs w:val="22"/>
-              </w:rPr>
-              <w:t>PUR - Biochar; PUR - Wooden Building Elements</w:t>
-            </w:r>
-          </w:p>
-        </w:tc>
-        <w:tc>
-          <w:tcPr>
-            <w:tcW w:w="1272" w:type="pct"/>
+              <w:t>3</w:t>
+            </w:r>
+          </w:p>
+        </w:tc>
+        <w:tc>
+          <w:tcPr>
+            <w:tcW w:w="2293" w:type="pct"/>
+            <w:tcBorders>
+              <w:top w:val="single" w:sz="6" w:space="0" w:color="666666"/>
+              <w:left w:val="none" w:sz="0" w:space="0" w:color="000000"/>
+              <w:bottom w:val="single" w:sz="6" w:space="0" w:color="666666"/>
+              <w:right w:val="none" w:sz="0" w:space="0" w:color="000000"/>
+            </w:tcBorders>
+            <w:shd w:val="clear" w:color="auto" w:fill="FFFFFF"/>
+            <w:tcMar>
+              <w:top w:w="0" w:type="dxa"/>
+              <w:left w:w="0" w:type="dxa"/>
+              <w:bottom w:w="0" w:type="dxa"/>
+              <w:right w:w="0" w:type="dxa"/>
+            </w:tcMar>
+            <w:vAlign w:val="center"/>
+          </w:tcPr>
+          <w:p>
+            <w:pPr>
+              <w:pBdr>
+                <w:top w:val="none" w:sz="0" w:space="0" w:color="000000"/>
+                <w:left w:val="none" w:sz="0" w:space="0" w:color="000000"/>
+                <w:bottom w:val="none" w:sz="0" w:space="0" w:color="000000"/>
+                <w:right w:val="none" w:sz="0" w:space="0" w:color="000000"/>
+              </w:pBdr>
+              <w:spacing w:before="100" w:after="100"/>
+              <w:ind w:left="100" w:right="100"/>
+              <w:rPr>
+                <w:rFonts w:ascii="Helvetica" w:eastAsia="Helvetica" w:hAnsi="Helvetica" w:cs="Helvetica"/>
+                <w:color w:val="000000"/>
+                <w:sz w:val="22"/>
+                <w:szCs w:val="22"/>
+              </w:rPr>
+            </w:pPr>
+            <w:r>
+              <w:rPr>
+                <w:rFonts w:ascii="Helvetica" w:eastAsia="Helvetica" w:hAnsi="Helvetica" w:cs="Helvetica"/>
+                <w:color w:val="000000"/>
+                <w:sz w:val="22"/>
+                <w:szCs w:val="22"/>
+              </w:rPr>
+              <w:t>Bio-other; Biochar; NBS (CDR)</w:t>
+            </w:r>
+          </w:p>
+        </w:tc>
+        <w:tc>
+          <w:tcPr>
+            <w:tcW w:w="1230" w:type="pct"/>
             <w:tcBorders>
               <w:top w:val="single" w:sz="6" w:space="0" w:color="666666"/>
               <w:left w:val="none" w:sz="0" w:space="0" w:color="000000"/>
@@ -2902,7 +3290,7 @@
                 <w:sz w:val="22"/>
                 <w:szCs w:val="22"/>
               </w:rPr>
-              <w:t>Unregistered CDR</w:t>
+              <w:t>Verra</w:t>
             </w:r>
           </w:p>
         </w:tc>
@@ -2948,84 +3336,154 @@
                 <w:sz w:val="22"/>
                 <w:szCs w:val="22"/>
               </w:rPr>
-              <w:t>3</w:t>
-            </w:r>
-          </w:p>
-        </w:tc>
-        <w:tc>
-          <w:tcPr>
-            <w:tcW w:w="2335" w:type="pct"/>
-            <w:tcBorders>
-              <w:top w:val="single" w:sz="6" w:space="0" w:color="666666"/>
-              <w:left w:val="none" w:sz="0" w:space="0" w:color="000000"/>
-              <w:bottom w:val="single" w:sz="6" w:space="0" w:color="666666"/>
-              <w:right w:val="none" w:sz="0" w:space="0" w:color="000000"/>
-            </w:tcBorders>
-            <w:shd w:val="clear" w:color="auto" w:fill="FFFFFF"/>
-            <w:tcMar>
-              <w:top w:w="0" w:type="dxa"/>
-              <w:left w:w="0" w:type="dxa"/>
-              <w:bottom w:w="0" w:type="dxa"/>
-              <w:right w:w="0" w:type="dxa"/>
-            </w:tcMar>
-            <w:vAlign w:val="center"/>
-          </w:tcPr>
-          <w:p>
-            <w:pPr>
-              <w:pBdr>
-                <w:top w:val="none" w:sz="0" w:space="0" w:color="000000"/>
-                <w:left w:val="none" w:sz="0" w:space="0" w:color="000000"/>
-                <w:bottom w:val="none" w:sz="0" w:space="0" w:color="000000"/>
-                <w:right w:val="none" w:sz="0" w:space="0" w:color="000000"/>
-              </w:pBdr>
-              <w:spacing w:before="100" w:after="100"/>
-              <w:ind w:left="100" w:right="100"/>
-              <w:rPr>
-                <w:rFonts w:ascii="Helvetica" w:eastAsia="Helvetica" w:hAnsi="Helvetica" w:cs="Helvetica"/>
-                <w:color w:val="000000"/>
-                <w:sz w:val="22"/>
-                <w:szCs w:val="22"/>
-              </w:rPr>
-            </w:pPr>
-            <w:r>
-              <w:rPr>
-                <w:rFonts w:ascii="Helvetica" w:eastAsia="Helvetica" w:hAnsi="Helvetica" w:cs="Helvetica"/>
-                <w:color w:val="000000"/>
-                <w:sz w:val="22"/>
-                <w:szCs w:val="22"/>
-              </w:rPr>
-              <w:t>Bio-other; Biochar; NBS (CDR)</w:t>
-            </w:r>
-          </w:p>
-        </w:tc>
-        <w:tc>
-          <w:tcPr>
-            <w:tcW w:w="1272" w:type="pct"/>
-            <w:tcBorders>
-              <w:top w:val="single" w:sz="6" w:space="0" w:color="666666"/>
-              <w:left w:val="none" w:sz="0" w:space="0" w:color="000000"/>
-              <w:bottom w:val="single" w:sz="6" w:space="0" w:color="666666"/>
-              <w:right w:val="none" w:sz="0" w:space="0" w:color="000000"/>
-            </w:tcBorders>
-            <w:shd w:val="clear" w:color="auto" w:fill="FFFFFF"/>
-          </w:tcPr>
-          <w:p>
-            <w:pPr>
-              <w:pBdr>
-                <w:top w:val="none" w:sz="0" w:space="0" w:color="000000"/>
-                <w:left w:val="none" w:sz="0" w:space="0" w:color="000000"/>
-                <w:bottom w:val="none" w:sz="0" w:space="0" w:color="000000"/>
-                <w:right w:val="none" w:sz="0" w:space="0" w:color="000000"/>
-              </w:pBdr>
-              <w:spacing w:before="100" w:after="100"/>
-              <w:ind w:left="100" w:right="100"/>
-              <w:rPr>
-                <w:rFonts w:ascii="Helvetica" w:eastAsia="Helvetica" w:hAnsi="Helvetica" w:cs="Helvetica"/>
-                <w:color w:val="000000"/>
-                <w:sz w:val="22"/>
-                <w:szCs w:val="22"/>
-              </w:rPr>
-            </w:pPr>
+              <w:t>44</w:t>
+            </w:r>
+          </w:p>
+        </w:tc>
+        <w:tc>
+          <w:tcPr>
+            <w:tcW w:w="2293" w:type="pct"/>
+            <w:tcBorders>
+              <w:top w:val="single" w:sz="6" w:space="0" w:color="666666"/>
+              <w:left w:val="none" w:sz="0" w:space="0" w:color="000000"/>
+              <w:bottom w:val="single" w:sz="6" w:space="0" w:color="666666"/>
+              <w:right w:val="none" w:sz="0" w:space="0" w:color="000000"/>
+            </w:tcBorders>
+            <w:shd w:val="clear" w:color="auto" w:fill="FFFFFF"/>
+            <w:tcMar>
+              <w:top w:w="0" w:type="dxa"/>
+              <w:left w:w="0" w:type="dxa"/>
+              <w:bottom w:w="0" w:type="dxa"/>
+              <w:right w:w="0" w:type="dxa"/>
+            </w:tcMar>
+            <w:vAlign w:val="center"/>
+          </w:tcPr>
+          <w:p>
+            <w:pPr>
+              <w:pBdr>
+                <w:top w:val="none" w:sz="0" w:space="0" w:color="000000"/>
+                <w:left w:val="none" w:sz="0" w:space="0" w:color="000000"/>
+                <w:bottom w:val="none" w:sz="0" w:space="0" w:color="000000"/>
+                <w:right w:val="none" w:sz="0" w:space="0" w:color="000000"/>
+              </w:pBdr>
+              <w:spacing w:before="100" w:after="100"/>
+              <w:ind w:left="100" w:right="100"/>
+              <w:rPr>
+                <w:rFonts w:ascii="Helvetica" w:eastAsia="Helvetica" w:hAnsi="Helvetica" w:cs="Helvetica"/>
+                <w:color w:val="000000"/>
+                <w:sz w:val="22"/>
+                <w:szCs w:val="22"/>
+              </w:rPr>
+            </w:pPr>
+            <w:r>
+              <w:rPr>
+                <w:rFonts w:ascii="Helvetica" w:eastAsia="Helvetica" w:hAnsi="Helvetica" w:cs="Helvetica"/>
+                <w:color w:val="000000"/>
+                <w:sz w:val="22"/>
+                <w:szCs w:val="22"/>
+              </w:rPr>
+              <w:t xml:space="preserve">ACM0002 Grid-connected electricity generation from renewable sources; ACM0006 Electricity and heat generation from biomass; ACM0018 Electricity generation from biomass in power-only plants; AM0025 Alternative waste treatment processes; AMS-I.B. Mechanical energy for the user with or without electrical energy; AMS-I.C. Thermal energy production with or without electricity; AMS-I.C. Thermal energy production with or without electricity, AMS-III.E. Avoidance of methane production from decay of biomass through controlled combustion, gasification or mechanical/thermal treatment; AMS-I.D. Grid connected renewable electricity generation; AMS-I.D. Grid connected renewable electricity generation, ACM0002 Grid-connected electricity generation from renewable sources; AMS-I.E. Switch from non-renewable biomass for thermal applications by the user; AMS-I.E. Switch </w:t>
+            </w:r>
+            <w:r>
+              <w:rPr>
+                <w:rFonts w:ascii="Helvetica" w:eastAsia="Helvetica" w:hAnsi="Helvetica" w:cs="Helvetica"/>
+                <w:color w:val="000000"/>
+                <w:sz w:val="22"/>
+                <w:szCs w:val="22"/>
+              </w:rPr>
+              <w:lastRenderedPageBreak/>
+              <w:t xml:space="preserve">from non-renewable biomass for thermal applications by the user, AMS-III.AV. Low greenhouse gas emitting safe drinking water production systems; AMS-II.G. Energy efficiency measures in thermal applications of non-renewable biomass; AMS-III.B. Switching fossil fuels, ACM0001 Flaring or use of landfill gas; AR-ACM0001 Afforestation and reforestation of degraded land; AR-ACM0002 Afforestation or reforestation of degraded land without displacement of pre-project activities; AR-ACM0003 Afforestation and reforestation of lands except wetlands; AR-ACM0003 Afforestation and reforestation of lands except wetlands, AR-AM0005 Afforestation and reforestation project activities implemented for industrial and/or commercial uses; AR-ACM0003 Afforestation and reforestation of lands except wetlands, VM0005 Methodology for Conversion of Low-productive Forest to High-productive Forest; AR-AM0003 Afforestation and reforestation of degraded land through tree planting, assisted natural regeneration and control of animal grazing; AR-AM0005 Afforestation and reforestation project activities implemented for industrial and/or commercial uses; AR-AM0014 Afforestation and reforestation of degraded mangrove habitats; AR-AMS0001 Simplified baseline and monitoring methodologies for small-scale A/R CDM project activities implemented on grasslands or croplands with limited displacement of pre-project activities; AR-AMS0006 Simplified baseline and monitoring methodology for small-scale </w:t>
+            </w:r>
+            <w:proofErr w:type="spellStart"/>
+            <w:r>
+              <w:rPr>
+                <w:rFonts w:ascii="Helvetica" w:eastAsia="Helvetica" w:hAnsi="Helvetica" w:cs="Helvetica"/>
+                <w:color w:val="000000"/>
+                <w:sz w:val="22"/>
+                <w:szCs w:val="22"/>
+              </w:rPr>
+              <w:t>silvopastoral</w:t>
+            </w:r>
+            <w:proofErr w:type="spellEnd"/>
+            <w:r>
+              <w:rPr>
+                <w:rFonts w:ascii="Helvetica" w:eastAsia="Helvetica" w:hAnsi="Helvetica" w:cs="Helvetica"/>
+                <w:color w:val="000000"/>
+                <w:sz w:val="22"/>
+                <w:szCs w:val="22"/>
+              </w:rPr>
+              <w:t xml:space="preserve"> - afforestation and reforestation project activities under the clean development mechanism; AR-AMS0007 Afforestation and reforestation project activities implemented </w:t>
+            </w:r>
+            <w:r>
+              <w:rPr>
+                <w:rFonts w:ascii="Helvetica" w:eastAsia="Helvetica" w:hAnsi="Helvetica" w:cs="Helvetica"/>
+                <w:color w:val="000000"/>
+                <w:sz w:val="22"/>
+                <w:szCs w:val="22"/>
+              </w:rPr>
+              <w:lastRenderedPageBreak/>
+              <w:t>on lands other than wetlands; VM0003 Methodology for Improved Forest Management through Extension of Rotation Age; VM0004 Methodology for Avoided Planned Land Use Conversion in Peat Swamp Forests (1); VM0005 Methodology for Conversion of Low-productive Forest to High-productive Forest; VM0006 Methodology for Carbon Accounting for Mosaic and Landscape-scale REDD Projects; VM0007; VM0007 REDD+ Methodology Framework (REDD+MF); VM0007 REDD+ Methodology Framework (REDD+MF), VM0010 Methodology for Improved Forest Management: Conversion from Logged to Protected Forest; VM0009 Methodology for Avoided Ecosystem Conversion; VM0010 Methodology for Improved Forest Management: Conversion from Logged to Protected Forest; VM0012 Improved Forest Management in Temperate and Boreal Forests (</w:t>
+            </w:r>
+            <w:proofErr w:type="spellStart"/>
+            <w:r>
+              <w:rPr>
+                <w:rFonts w:ascii="Helvetica" w:eastAsia="Helvetica" w:hAnsi="Helvetica" w:cs="Helvetica"/>
+                <w:color w:val="000000"/>
+                <w:sz w:val="22"/>
+                <w:szCs w:val="22"/>
+              </w:rPr>
+              <w:t>LtPF</w:t>
+            </w:r>
+            <w:proofErr w:type="spellEnd"/>
+            <w:r>
+              <w:rPr>
+                <w:rFonts w:ascii="Helvetica" w:eastAsia="Helvetica" w:hAnsi="Helvetica" w:cs="Helvetica"/>
+                <w:color w:val="000000"/>
+                <w:sz w:val="22"/>
+                <w:szCs w:val="22"/>
+              </w:rPr>
+              <w:t>); VM0015; VM0015 Methodology for Avoided Unplanned Deforestation; VM0017 Adoption of Sustainable Agricultural Land Management (1); VM0017 Adoption of Sustainable Agricultural Land Management (1), VM0015 Methodology for Avoided Unplanned Deforestation; VM0026 Methodology for Sustainable Grassland Management (SGM) (1); VM0033 Methodology for Tidal Wetland and Seagrass Restoration (1); VM0034 Canadian Forest Carbon Offset Methodology; VM0047; VM0048; VMR0006 Methodology for Installation of High Efficiency Firewood Cookstoves (1)</w:t>
+            </w:r>
+          </w:p>
+        </w:tc>
+        <w:tc>
+          <w:tcPr>
+            <w:tcW w:w="1230" w:type="pct"/>
+            <w:tcBorders>
+              <w:top w:val="single" w:sz="6" w:space="0" w:color="666666"/>
+              <w:left w:val="none" w:sz="0" w:space="0" w:color="000000"/>
+              <w:bottom w:val="single" w:sz="6" w:space="0" w:color="666666"/>
+              <w:right w:val="none" w:sz="0" w:space="0" w:color="000000"/>
+            </w:tcBorders>
+            <w:shd w:val="clear" w:color="auto" w:fill="FFFFFF"/>
+          </w:tcPr>
+          <w:p>
+            <w:pPr>
+              <w:pBdr>
+                <w:top w:val="none" w:sz="0" w:space="0" w:color="000000"/>
+                <w:left w:val="none" w:sz="0" w:space="0" w:color="000000"/>
+                <w:bottom w:val="none" w:sz="0" w:space="0" w:color="000000"/>
+                <w:right w:val="none" w:sz="0" w:space="0" w:color="000000"/>
+              </w:pBdr>
+              <w:spacing w:before="100" w:after="100"/>
+              <w:ind w:left="100" w:right="100"/>
+              <w:rPr>
+                <w:rFonts w:ascii="Helvetica" w:eastAsia="Helvetica" w:hAnsi="Helvetica" w:cs="Helvetica"/>
+                <w:color w:val="000000"/>
+                <w:sz w:val="22"/>
+                <w:szCs w:val="22"/>
+              </w:rPr>
+            </w:pPr>
+            <w:r>
+              <w:rPr>
+                <w:rFonts w:ascii="Helvetica" w:eastAsia="Helvetica" w:hAnsi="Helvetica" w:cs="Helvetica"/>
+                <w:color w:val="000000"/>
+                <w:sz w:val="22"/>
+                <w:szCs w:val="22"/>
+              </w:rPr>
+              <w:lastRenderedPageBreak/>
+              <w:t>A certifier of carbon offsets based on the Verified Carbon Standard</w:t>
+            </w:r>
           </w:p>
         </w:tc>
       </w:tr>
@@ -3036,43 +3494,44 @@
             <w:tcBorders>
               <w:top w:val="single" w:sz="6" w:space="0" w:color="666666"/>
               <w:left w:val="none" w:sz="0" w:space="0" w:color="000000"/>
-              <w:bottom w:val="single" w:sz="6" w:space="0" w:color="666666"/>
-              <w:right w:val="none" w:sz="0" w:space="0" w:color="000000"/>
-            </w:tcBorders>
-            <w:shd w:val="clear" w:color="auto" w:fill="FFFFFF"/>
-            <w:tcMar>
-              <w:top w:w="0" w:type="dxa"/>
-              <w:left w:w="0" w:type="dxa"/>
-              <w:bottom w:w="0" w:type="dxa"/>
-              <w:right w:w="0" w:type="dxa"/>
-            </w:tcMar>
-            <w:vAlign w:val="center"/>
-          </w:tcPr>
-          <w:p>
-            <w:pPr>
-              <w:pBdr>
-                <w:top w:val="none" w:sz="0" w:space="0" w:color="000000"/>
-                <w:left w:val="none" w:sz="0" w:space="0" w:color="000000"/>
-                <w:bottom w:val="none" w:sz="0" w:space="0" w:color="000000"/>
-                <w:right w:val="none" w:sz="0" w:space="0" w:color="000000"/>
-              </w:pBdr>
-              <w:spacing w:before="100" w:after="100"/>
-              <w:ind w:left="100" w:right="100"/>
-              <w:rPr>
-                <w:rFonts w:ascii="Helvetica" w:eastAsia="Helvetica" w:hAnsi="Helvetica" w:cs="Helvetica"/>
-                <w:color w:val="000000"/>
-                <w:sz w:val="22"/>
-                <w:szCs w:val="22"/>
-              </w:rPr>
-            </w:pPr>
-            <w:r>
-              <w:rPr>
-                <w:rFonts w:ascii="Helvetica" w:eastAsia="Helvetica" w:hAnsi="Helvetica" w:cs="Helvetica"/>
-                <w:color w:val="000000"/>
-                <w:sz w:val="22"/>
-                <w:szCs w:val="22"/>
-              </w:rPr>
-              <w:t>Verra</w:t>
+              <w:bottom w:val="single" w:sz="12" w:space="0" w:color="666666"/>
+              <w:right w:val="none" w:sz="0" w:space="0" w:color="000000"/>
+            </w:tcBorders>
+            <w:shd w:val="clear" w:color="auto" w:fill="FFFFFF"/>
+            <w:tcMar>
+              <w:top w:w="0" w:type="dxa"/>
+              <w:left w:w="0" w:type="dxa"/>
+              <w:bottom w:w="0" w:type="dxa"/>
+              <w:right w:w="0" w:type="dxa"/>
+            </w:tcMar>
+            <w:vAlign w:val="center"/>
+          </w:tcPr>
+          <w:p>
+            <w:pPr>
+              <w:pBdr>
+                <w:top w:val="none" w:sz="0" w:space="0" w:color="000000"/>
+                <w:left w:val="none" w:sz="0" w:space="0" w:color="000000"/>
+                <w:bottom w:val="none" w:sz="0" w:space="0" w:color="000000"/>
+                <w:right w:val="none" w:sz="0" w:space="0" w:color="000000"/>
+              </w:pBdr>
+              <w:spacing w:before="100" w:after="100"/>
+              <w:ind w:left="100" w:right="100"/>
+              <w:rPr>
+                <w:rFonts w:ascii="Helvetica" w:eastAsia="Helvetica" w:hAnsi="Helvetica" w:cs="Helvetica"/>
+                <w:color w:val="000000"/>
+                <w:sz w:val="22"/>
+                <w:szCs w:val="22"/>
+              </w:rPr>
+            </w:pPr>
+            <w:r>
+              <w:rPr>
+                <w:rFonts w:ascii="Helvetica" w:eastAsia="Helvetica" w:hAnsi="Helvetica" w:cs="Helvetica"/>
+                <w:color w:val="000000"/>
+                <w:sz w:val="22"/>
+                <w:szCs w:val="22"/>
+              </w:rPr>
+              <w:lastRenderedPageBreak/>
+              <w:t>Woodland Carbon Code</w:t>
             </w:r>
           </w:p>
         </w:tc>
@@ -3082,89 +3541,129 @@
             <w:tcBorders>
               <w:top w:val="single" w:sz="6" w:space="0" w:color="666666"/>
               <w:left w:val="none" w:sz="0" w:space="0" w:color="000000"/>
-              <w:bottom w:val="single" w:sz="6" w:space="0" w:color="666666"/>
-              <w:right w:val="none" w:sz="0" w:space="0" w:color="000000"/>
-            </w:tcBorders>
-            <w:shd w:val="clear" w:color="auto" w:fill="FFFFFF"/>
-            <w:tcMar>
-              <w:top w:w="0" w:type="dxa"/>
-              <w:left w:w="0" w:type="dxa"/>
-              <w:bottom w:w="0" w:type="dxa"/>
-              <w:right w:w="0" w:type="dxa"/>
-            </w:tcMar>
-            <w:vAlign w:val="center"/>
-          </w:tcPr>
-          <w:p>
-            <w:pPr>
-              <w:pBdr>
-                <w:top w:val="none" w:sz="0" w:space="0" w:color="000000"/>
-                <w:left w:val="none" w:sz="0" w:space="0" w:color="000000"/>
-                <w:bottom w:val="none" w:sz="0" w:space="0" w:color="000000"/>
-                <w:right w:val="none" w:sz="0" w:space="0" w:color="000000"/>
-              </w:pBdr>
-              <w:spacing w:before="100" w:after="100"/>
-              <w:ind w:left="100" w:right="100"/>
-              <w:rPr>
-                <w:rFonts w:ascii="Helvetica" w:eastAsia="Helvetica" w:hAnsi="Helvetica" w:cs="Helvetica"/>
-                <w:color w:val="000000"/>
-                <w:sz w:val="22"/>
-                <w:szCs w:val="22"/>
-              </w:rPr>
-            </w:pPr>
-            <w:r>
-              <w:rPr>
-                <w:rFonts w:ascii="Helvetica" w:eastAsia="Helvetica" w:hAnsi="Helvetica" w:cs="Helvetica"/>
-                <w:color w:val="000000"/>
-                <w:sz w:val="22"/>
-                <w:szCs w:val="22"/>
-              </w:rPr>
-              <w:t>44</w:t>
-            </w:r>
-          </w:p>
-        </w:tc>
-        <w:tc>
-          <w:tcPr>
-            <w:tcW w:w="2335" w:type="pct"/>
-            <w:tcBorders>
-              <w:top w:val="single" w:sz="6" w:space="0" w:color="666666"/>
-              <w:left w:val="none" w:sz="0" w:space="0" w:color="000000"/>
-              <w:bottom w:val="single" w:sz="6" w:space="0" w:color="666666"/>
-              <w:right w:val="none" w:sz="0" w:space="0" w:color="000000"/>
-            </w:tcBorders>
-            <w:shd w:val="clear" w:color="auto" w:fill="FFFFFF"/>
-            <w:tcMar>
-              <w:top w:w="0" w:type="dxa"/>
-              <w:left w:w="0" w:type="dxa"/>
-              <w:bottom w:w="0" w:type="dxa"/>
-              <w:right w:w="0" w:type="dxa"/>
-            </w:tcMar>
-            <w:vAlign w:val="center"/>
-          </w:tcPr>
-          <w:p>
-            <w:pPr>
-              <w:pBdr>
-                <w:top w:val="none" w:sz="0" w:space="0" w:color="000000"/>
-                <w:left w:val="none" w:sz="0" w:space="0" w:color="000000"/>
-                <w:bottom w:val="none" w:sz="0" w:space="0" w:color="000000"/>
-                <w:right w:val="none" w:sz="0" w:space="0" w:color="000000"/>
-              </w:pBdr>
-              <w:spacing w:before="100" w:after="100"/>
-              <w:ind w:left="100" w:right="100"/>
-              <w:rPr>
-                <w:rFonts w:ascii="Helvetica" w:eastAsia="Helvetica" w:hAnsi="Helvetica" w:cs="Helvetica"/>
-                <w:color w:val="000000"/>
-                <w:sz w:val="22"/>
-                <w:szCs w:val="22"/>
-              </w:rPr>
-            </w:pPr>
-            <w:r>
-              <w:rPr>
-                <w:rFonts w:ascii="Helvetica" w:eastAsia="Helvetica" w:hAnsi="Helvetica" w:cs="Helvetica"/>
-                <w:color w:val="000000"/>
-                <w:sz w:val="22"/>
-                <w:szCs w:val="22"/>
-              </w:rPr>
-              <w:t>ACM0002 Grid-connected electricity generation from renewable sources; ACM0006 Electricity and heat generation from biomass; ACM0018 Electricity generation from biomass in power-only plants; AM0025 Alternative waste treatment processes; AMS-I.B. Mechanical energy for the user with or without electrical energy; AMS-I.C. Thermal energy production with or without electricity; AMS-I.C. Thermal energy production with or without electricity, AMS-III.E. Avoidance of methane production from decay of biomass through controlled combustion, gasification or mechanical/thermal treatment; AMS-I.D. Grid connected renewable electricity generation; AMS-I.D. Grid connected renewable electricity generation, ACM0002 Grid-connected electricity generation from renewable sources; AMS-I.E. Switch from non-renewable biomass for thermal applications by the user; AMS-I.E. Switch from non-</w:t>
+              <w:bottom w:val="single" w:sz="12" w:space="0" w:color="666666"/>
+              <w:right w:val="none" w:sz="0" w:space="0" w:color="000000"/>
+            </w:tcBorders>
+            <w:shd w:val="clear" w:color="auto" w:fill="FFFFFF"/>
+            <w:tcMar>
+              <w:top w:w="0" w:type="dxa"/>
+              <w:left w:w="0" w:type="dxa"/>
+              <w:bottom w:w="0" w:type="dxa"/>
+              <w:right w:w="0" w:type="dxa"/>
+            </w:tcMar>
+            <w:vAlign w:val="center"/>
+          </w:tcPr>
+          <w:p>
+            <w:pPr>
+              <w:pBdr>
+                <w:top w:val="none" w:sz="0" w:space="0" w:color="000000"/>
+                <w:left w:val="none" w:sz="0" w:space="0" w:color="000000"/>
+                <w:bottom w:val="none" w:sz="0" w:space="0" w:color="000000"/>
+                <w:right w:val="none" w:sz="0" w:space="0" w:color="000000"/>
+              </w:pBdr>
+              <w:spacing w:before="100" w:after="100"/>
+              <w:ind w:left="100" w:right="100"/>
+              <w:rPr>
+                <w:rFonts w:ascii="Helvetica" w:eastAsia="Helvetica" w:hAnsi="Helvetica" w:cs="Helvetica"/>
+                <w:color w:val="000000"/>
+                <w:sz w:val="22"/>
+                <w:szCs w:val="22"/>
+              </w:rPr>
+            </w:pPr>
+            <w:r>
+              <w:rPr>
+                <w:rFonts w:ascii="Helvetica" w:eastAsia="Helvetica" w:hAnsi="Helvetica" w:cs="Helvetica"/>
+                <w:color w:val="000000"/>
+                <w:sz w:val="22"/>
+                <w:szCs w:val="22"/>
+              </w:rPr>
+              <w:t>9</w:t>
+            </w:r>
+          </w:p>
+        </w:tc>
+        <w:tc>
+          <w:tcPr>
+            <w:tcW w:w="2293" w:type="pct"/>
+            <w:tcBorders>
+              <w:top w:val="single" w:sz="6" w:space="0" w:color="666666"/>
+              <w:left w:val="none" w:sz="0" w:space="0" w:color="000000"/>
+              <w:bottom w:val="single" w:sz="12" w:space="0" w:color="666666"/>
+              <w:right w:val="none" w:sz="0" w:space="0" w:color="000000"/>
+            </w:tcBorders>
+            <w:shd w:val="clear" w:color="auto" w:fill="FFFFFF"/>
+            <w:tcMar>
+              <w:top w:w="0" w:type="dxa"/>
+              <w:left w:w="0" w:type="dxa"/>
+              <w:bottom w:w="0" w:type="dxa"/>
+              <w:right w:w="0" w:type="dxa"/>
+            </w:tcMar>
+            <w:vAlign w:val="center"/>
+          </w:tcPr>
+          <w:p>
+            <w:pPr>
+              <w:pBdr>
+                <w:top w:val="none" w:sz="0" w:space="0" w:color="000000"/>
+                <w:left w:val="none" w:sz="0" w:space="0" w:color="000000"/>
+                <w:bottom w:val="none" w:sz="0" w:space="0" w:color="000000"/>
+                <w:right w:val="none" w:sz="0" w:space="0" w:color="000000"/>
+              </w:pBdr>
+              <w:spacing w:before="100" w:after="100"/>
+              <w:ind w:left="100" w:right="100"/>
+              <w:rPr>
+                <w:rFonts w:ascii="Helvetica" w:eastAsia="Helvetica" w:hAnsi="Helvetica" w:cs="Helvetica"/>
+                <w:color w:val="000000"/>
+                <w:sz w:val="22"/>
+                <w:szCs w:val="22"/>
+              </w:rPr>
+            </w:pPr>
+            <w:r>
+              <w:rPr>
+                <w:rFonts w:ascii="Helvetica" w:eastAsia="Helvetica" w:hAnsi="Helvetica" w:cs="Helvetica"/>
+                <w:color w:val="000000"/>
+                <w:sz w:val="22"/>
+                <w:szCs w:val="22"/>
+              </w:rPr>
+              <w:t xml:space="preserve">WCC - Continuous cover system; WCC - Mixed mainly </w:t>
+            </w:r>
+            <w:proofErr w:type="spellStart"/>
+            <w:r>
+              <w:rPr>
+                <w:rFonts w:ascii="Helvetica" w:eastAsia="Helvetica" w:hAnsi="Helvetica" w:cs="Helvetica"/>
+                <w:color w:val="000000"/>
+                <w:sz w:val="22"/>
+                <w:szCs w:val="22"/>
+              </w:rPr>
+              <w:t>clearfell</w:t>
+            </w:r>
+            <w:proofErr w:type="spellEnd"/>
+            <w:r>
+              <w:rPr>
+                <w:rFonts w:ascii="Helvetica" w:eastAsia="Helvetica" w:hAnsi="Helvetica" w:cs="Helvetica"/>
+                <w:color w:val="000000"/>
+                <w:sz w:val="22"/>
+                <w:szCs w:val="22"/>
+              </w:rPr>
+              <w:t xml:space="preserve">; WCC - Mixed mainly continuous cover system; WCC - Mixed mainly no thin or </w:t>
+            </w:r>
+            <w:proofErr w:type="spellStart"/>
+            <w:r>
+              <w:rPr>
+                <w:rFonts w:ascii="Helvetica" w:eastAsia="Helvetica" w:hAnsi="Helvetica" w:cs="Helvetica"/>
+                <w:color w:val="000000"/>
+                <w:sz w:val="22"/>
+                <w:szCs w:val="22"/>
+              </w:rPr>
+              <w:t>clearfell</w:t>
+            </w:r>
+            <w:proofErr w:type="spellEnd"/>
+            <w:r>
+              <w:rPr>
+                <w:rFonts w:ascii="Helvetica" w:eastAsia="Helvetica" w:hAnsi="Helvetica" w:cs="Helvetica"/>
+                <w:color w:val="000000"/>
+                <w:sz w:val="22"/>
+                <w:szCs w:val="22"/>
+              </w:rPr>
+              <w:t xml:space="preserve">; WCC - Mixed mainly thin </w:t>
             </w:r>
             <w:r>
               <w:rPr>
@@ -3174,7 +3673,7 @@
                 <w:szCs w:val="22"/>
               </w:rPr>
               <w:lastRenderedPageBreak/>
-              <w:t xml:space="preserve">renewable biomass for thermal applications by the user, AMS-III.AV. Low greenhouse gas emitting safe drinking water production systems; AMS-II.G. Energy efficiency measures in thermal applications of non-renewable biomass; AMS-III.B. Switching fossil fuels, ACM0001 Flaring or use of landfill gas; AR-ACM0001 Afforestation and reforestation of degraded land; AR-ACM0002 Afforestation or reforestation of degraded land without displacement of pre-project activities; AR-ACM0003 Afforestation and reforestation of lands except wetlands; AR-ACM0003 Afforestation and reforestation of lands except wetlands, AR-AM0005 Afforestation and reforestation project activities implemented for industrial and/or commercial uses; AR-ACM0003 Afforestation and reforestation of lands except wetlands, VM0005 Methodology for Conversion of Low-productive Forest to High-productive Forest; AR-AM0003 Afforestation and reforestation of degraded land through tree planting, assisted natural regeneration and control of animal grazing; AR-AM0005 Afforestation and reforestation project activities implemented for industrial and/or commercial uses; AR-AM0014 Afforestation and reforestation of degraded mangrove habitats; AR-AMS0001 Simplified baseline and monitoring methodologies for small-scale A/R CDM project activities implemented on grasslands or croplands with limited displacement of pre-project activities; AR-AMS0006 Simplified baseline and monitoring methodology for small-scale </w:t>
+              <w:t xml:space="preserve">and </w:t>
             </w:r>
             <w:proofErr w:type="spellStart"/>
             <w:r>
@@ -3184,7 +3683,7 @@
                 <w:sz w:val="22"/>
                 <w:szCs w:val="22"/>
               </w:rPr>
-              <w:t>silvopastoral</w:t>
+              <w:t>clearfell</w:t>
             </w:r>
             <w:proofErr w:type="spellEnd"/>
             <w:r>
@@ -3194,8 +3693,78 @@
                 <w:sz w:val="22"/>
                 <w:szCs w:val="22"/>
               </w:rPr>
-              <w:t xml:space="preserve"> - afforestation and reforestation project activities under the clean development mechanism; AR-AMS0007 Afforestation and reforestation project activities implemented on lands other than wetlands; VM0003 Methodology for Improved </w:t>
-            </w:r>
+              <w:t xml:space="preserve">; WCC - Mixed mainly thinning; WCC - No thinning or </w:t>
+            </w:r>
+            <w:proofErr w:type="spellStart"/>
+            <w:r>
+              <w:rPr>
+                <w:rFonts w:ascii="Helvetica" w:eastAsia="Helvetica" w:hAnsi="Helvetica" w:cs="Helvetica"/>
+                <w:color w:val="000000"/>
+                <w:sz w:val="22"/>
+                <w:szCs w:val="22"/>
+              </w:rPr>
+              <w:t>clearfell</w:t>
+            </w:r>
+            <w:proofErr w:type="spellEnd"/>
+            <w:r>
+              <w:rPr>
+                <w:rFonts w:ascii="Helvetica" w:eastAsia="Helvetica" w:hAnsi="Helvetica" w:cs="Helvetica"/>
+                <w:color w:val="000000"/>
+                <w:sz w:val="22"/>
+                <w:szCs w:val="22"/>
+              </w:rPr>
+              <w:t xml:space="preserve">; WCC - Thin and </w:t>
+            </w:r>
+            <w:proofErr w:type="spellStart"/>
+            <w:r>
+              <w:rPr>
+                <w:rFonts w:ascii="Helvetica" w:eastAsia="Helvetica" w:hAnsi="Helvetica" w:cs="Helvetica"/>
+                <w:color w:val="000000"/>
+                <w:sz w:val="22"/>
+                <w:szCs w:val="22"/>
+              </w:rPr>
+              <w:t>clearfell</w:t>
+            </w:r>
+            <w:proofErr w:type="spellEnd"/>
+            <w:r>
+              <w:rPr>
+                <w:rFonts w:ascii="Helvetica" w:eastAsia="Helvetica" w:hAnsi="Helvetica" w:cs="Helvetica"/>
+                <w:color w:val="000000"/>
+                <w:sz w:val="22"/>
+                <w:szCs w:val="22"/>
+              </w:rPr>
+              <w:t>; WCC - Thin only</w:t>
+            </w:r>
+          </w:p>
+        </w:tc>
+        <w:tc>
+          <w:tcPr>
+            <w:tcW w:w="1230" w:type="pct"/>
+            <w:tcBorders>
+              <w:top w:val="single" w:sz="6" w:space="0" w:color="666666"/>
+              <w:left w:val="none" w:sz="0" w:space="0" w:color="000000"/>
+              <w:bottom w:val="single" w:sz="12" w:space="0" w:color="666666"/>
+              <w:right w:val="none" w:sz="0" w:space="0" w:color="000000"/>
+            </w:tcBorders>
+            <w:shd w:val="clear" w:color="auto" w:fill="FFFFFF"/>
+          </w:tcPr>
+          <w:p>
+            <w:pPr>
+              <w:pBdr>
+                <w:top w:val="none" w:sz="0" w:space="0" w:color="000000"/>
+                <w:left w:val="none" w:sz="0" w:space="0" w:color="000000"/>
+                <w:bottom w:val="none" w:sz="0" w:space="0" w:color="000000"/>
+                <w:right w:val="none" w:sz="0" w:space="0" w:color="000000"/>
+              </w:pBdr>
+              <w:spacing w:before="100" w:after="100"/>
+              <w:ind w:left="100" w:right="100"/>
+              <w:rPr>
+                <w:rFonts w:ascii="Helvetica" w:eastAsia="Helvetica" w:hAnsi="Helvetica" w:cs="Helvetica"/>
+                <w:color w:val="000000"/>
+                <w:sz w:val="22"/>
+                <w:szCs w:val="22"/>
+              </w:rPr>
+            </w:pPr>
             <w:r>
               <w:rPr>
                 <w:rFonts w:ascii="Helvetica" w:eastAsia="Helvetica" w:hAnsi="Helvetica" w:cs="Helvetica"/>
@@ -3204,62 +3773,25 @@
                 <w:szCs w:val="22"/>
               </w:rPr>
               <w:lastRenderedPageBreak/>
-              <w:t>Forest Management through Extension of Rotation Age; VM0004 Methodology for Avoided Planned Land Use Conversion in Peat Swamp Forests (1); VM0005 Methodology for Conversion of Low-productive Forest to High-productive Forest; VM0006 Methodology for Carbon Accounting for Mosaic and Landscape-scale REDD Projects; VM0007; VM0007 REDD+ Methodology Framework (REDD+MF); VM0007 REDD+ Methodology Framework (REDD+MF), VM0010 Methodology for Improved Forest Management: Conversion from Logged to Protected Forest; VM0009 Methodology for Avoided Ecosystem Conversion; VM0010 Methodology for Improved Forest Management: Conversion from Logged to Protected Forest; VM0012 Improved Forest Management in Temperate and Boreal Forests (</w:t>
-            </w:r>
-            <w:proofErr w:type="spellStart"/>
-            <w:r>
-              <w:rPr>
-                <w:rFonts w:ascii="Helvetica" w:eastAsia="Helvetica" w:hAnsi="Helvetica" w:cs="Helvetica"/>
-                <w:color w:val="000000"/>
-                <w:sz w:val="22"/>
-                <w:szCs w:val="22"/>
-              </w:rPr>
-              <w:t>LtPF</w:t>
-            </w:r>
-            <w:proofErr w:type="spellEnd"/>
-            <w:r>
-              <w:rPr>
-                <w:rFonts w:ascii="Helvetica" w:eastAsia="Helvetica" w:hAnsi="Helvetica" w:cs="Helvetica"/>
-                <w:color w:val="000000"/>
-                <w:sz w:val="22"/>
-                <w:szCs w:val="22"/>
-              </w:rPr>
-              <w:t>); VM0015; VM0015 Methodology for Avoided Unplanned Deforestation; VM0017 Adoption of Sustainable Agricultural Land Management (1); VM0017 Adoption of Sustainable Agricultural Land Management (1), VM0015 Methodology for Avoided Unplanned Deforestation; VM0026 Methodology for Sustainable Grassland Management (SGM) (1); VM0033 Methodology for Tidal Wetland and Seagrass Restoration (1); VM0034 Canadian Forest Carbon Offset Methodology; VM0047; VM0048; VMR0006 Methodology for Installation of High Efficiency Firewood Cookstoves (1)</w:t>
-            </w:r>
-          </w:p>
-        </w:tc>
-        <w:tc>
-          <w:tcPr>
-            <w:tcW w:w="1272" w:type="pct"/>
-            <w:tcBorders>
-              <w:top w:val="single" w:sz="6" w:space="0" w:color="666666"/>
-              <w:left w:val="none" w:sz="0" w:space="0" w:color="000000"/>
-              <w:bottom w:val="single" w:sz="6" w:space="0" w:color="666666"/>
-              <w:right w:val="none" w:sz="0" w:space="0" w:color="000000"/>
-            </w:tcBorders>
-            <w:shd w:val="clear" w:color="auto" w:fill="FFFFFF"/>
-          </w:tcPr>
-          <w:p>
-            <w:pPr>
-              <w:pBdr>
-                <w:top w:val="none" w:sz="0" w:space="0" w:color="000000"/>
-                <w:left w:val="none" w:sz="0" w:space="0" w:color="000000"/>
-                <w:bottom w:val="none" w:sz="0" w:space="0" w:color="000000"/>
-                <w:right w:val="none" w:sz="0" w:space="0" w:color="000000"/>
-              </w:pBdr>
-              <w:spacing w:before="100" w:after="100"/>
-              <w:ind w:left="100" w:right="100"/>
-              <w:rPr>
-                <w:rFonts w:ascii="Helvetica" w:eastAsia="Helvetica" w:hAnsi="Helvetica" w:cs="Helvetica"/>
-                <w:color w:val="000000"/>
-                <w:sz w:val="22"/>
-                <w:szCs w:val="22"/>
-              </w:rPr>
-            </w:pPr>
+              <w:t xml:space="preserve">UK standard for validation and verification of afforestation projects, </w:t>
+            </w:r>
+            <w:r>
+              <w:rPr>
+                <w:rFonts w:ascii="Helvetica" w:eastAsia="Helvetica" w:hAnsi="Helvetica" w:cs="Helvetica"/>
+                <w:color w:val="000000"/>
+                <w:sz w:val="22"/>
+                <w:szCs w:val="22"/>
+              </w:rPr>
+              <w:lastRenderedPageBreak/>
+              <w:t>assuring the carbon sequestration levels from woodland creation projects</w:t>
+            </w:r>
           </w:p>
         </w:tc>
       </w:tr>
       <w:tr>
+        <w:trPr>
+          <w:trHeight w:val="64"/>
+        </w:trPr>
         <w:tc>
           <w:tcPr>
             <w:tcW w:w="0" w:type="auto"/>
@@ -3295,16 +3827,6 @@
                 <w:szCs w:val="22"/>
               </w:rPr>
             </w:pPr>
-            <w:r>
-              <w:rPr>
-                <w:rFonts w:ascii="Helvetica" w:eastAsia="Helvetica" w:hAnsi="Helvetica" w:cs="Helvetica"/>
-                <w:color w:val="000000"/>
-                <w:sz w:val="22"/>
-                <w:szCs w:val="22"/>
-              </w:rPr>
-              <w:lastRenderedPageBreak/>
-              <w:t>Woodland Carbon Code</w:t>
-            </w:r>
           </w:p>
         </w:tc>
         <w:tc>
@@ -3342,20 +3864,11 @@
                 <w:szCs w:val="22"/>
               </w:rPr>
             </w:pPr>
-            <w:r>
-              <w:rPr>
-                <w:rFonts w:ascii="Helvetica" w:eastAsia="Helvetica" w:hAnsi="Helvetica" w:cs="Helvetica"/>
-                <w:color w:val="000000"/>
-                <w:sz w:val="22"/>
-                <w:szCs w:val="22"/>
-              </w:rPr>
-              <w:t>9</w:t>
-            </w:r>
-          </w:p>
-        </w:tc>
-        <w:tc>
-          <w:tcPr>
-            <w:tcW w:w="2335" w:type="pct"/>
+          </w:p>
+        </w:tc>
+        <w:tc>
+          <w:tcPr>
+            <w:tcW w:w="2293" w:type="pct"/>
             <w:tcBorders>
               <w:top w:val="single" w:sz="6" w:space="0" w:color="666666"/>
               <w:left w:val="none" w:sz="0" w:space="0" w:color="000000"/>
@@ -3388,121 +3901,11 @@
                 <w:szCs w:val="22"/>
               </w:rPr>
             </w:pPr>
-            <w:r>
-              <w:rPr>
-                <w:rFonts w:ascii="Helvetica" w:eastAsia="Helvetica" w:hAnsi="Helvetica" w:cs="Helvetica"/>
-                <w:color w:val="000000"/>
-                <w:sz w:val="22"/>
-                <w:szCs w:val="22"/>
-              </w:rPr>
-              <w:t xml:space="preserve">WCC - Continuous cover system; WCC - Mixed mainly </w:t>
-            </w:r>
-            <w:proofErr w:type="spellStart"/>
-            <w:r>
-              <w:rPr>
-                <w:rFonts w:ascii="Helvetica" w:eastAsia="Helvetica" w:hAnsi="Helvetica" w:cs="Helvetica"/>
-                <w:color w:val="000000"/>
-                <w:sz w:val="22"/>
-                <w:szCs w:val="22"/>
-              </w:rPr>
-              <w:t>clearfell</w:t>
-            </w:r>
-            <w:proofErr w:type="spellEnd"/>
-            <w:r>
-              <w:rPr>
-                <w:rFonts w:ascii="Helvetica" w:eastAsia="Helvetica" w:hAnsi="Helvetica" w:cs="Helvetica"/>
-                <w:color w:val="000000"/>
-                <w:sz w:val="22"/>
-                <w:szCs w:val="22"/>
-              </w:rPr>
-              <w:t xml:space="preserve">; WCC - Mixed mainly continuous cover system; WCC - Mixed mainly no thin or </w:t>
-            </w:r>
-            <w:proofErr w:type="spellStart"/>
-            <w:r>
-              <w:rPr>
-                <w:rFonts w:ascii="Helvetica" w:eastAsia="Helvetica" w:hAnsi="Helvetica" w:cs="Helvetica"/>
-                <w:color w:val="000000"/>
-                <w:sz w:val="22"/>
-                <w:szCs w:val="22"/>
-              </w:rPr>
-              <w:t>clearfell</w:t>
-            </w:r>
-            <w:proofErr w:type="spellEnd"/>
-            <w:r>
-              <w:rPr>
-                <w:rFonts w:ascii="Helvetica" w:eastAsia="Helvetica" w:hAnsi="Helvetica" w:cs="Helvetica"/>
-                <w:color w:val="000000"/>
-                <w:sz w:val="22"/>
-                <w:szCs w:val="22"/>
-              </w:rPr>
-              <w:t xml:space="preserve">; WCC - Mixed mainly thin and </w:t>
-            </w:r>
-            <w:proofErr w:type="spellStart"/>
-            <w:r>
-              <w:rPr>
-                <w:rFonts w:ascii="Helvetica" w:eastAsia="Helvetica" w:hAnsi="Helvetica" w:cs="Helvetica"/>
-                <w:color w:val="000000"/>
-                <w:sz w:val="22"/>
-                <w:szCs w:val="22"/>
-              </w:rPr>
-              <w:lastRenderedPageBreak/>
-              <w:t>clearfell</w:t>
-            </w:r>
-            <w:proofErr w:type="spellEnd"/>
-            <w:r>
-              <w:rPr>
-                <w:rFonts w:ascii="Helvetica" w:eastAsia="Helvetica" w:hAnsi="Helvetica" w:cs="Helvetica"/>
-                <w:color w:val="000000"/>
-                <w:sz w:val="22"/>
-                <w:szCs w:val="22"/>
-              </w:rPr>
-              <w:t xml:space="preserve">; WCC - Mixed mainly thinning; WCC - No thinning or </w:t>
-            </w:r>
-            <w:proofErr w:type="spellStart"/>
-            <w:r>
-              <w:rPr>
-                <w:rFonts w:ascii="Helvetica" w:eastAsia="Helvetica" w:hAnsi="Helvetica" w:cs="Helvetica"/>
-                <w:color w:val="000000"/>
-                <w:sz w:val="22"/>
-                <w:szCs w:val="22"/>
-              </w:rPr>
-              <w:t>clearfell</w:t>
-            </w:r>
-            <w:proofErr w:type="spellEnd"/>
-            <w:r>
-              <w:rPr>
-                <w:rFonts w:ascii="Helvetica" w:eastAsia="Helvetica" w:hAnsi="Helvetica" w:cs="Helvetica"/>
-                <w:color w:val="000000"/>
-                <w:sz w:val="22"/>
-                <w:szCs w:val="22"/>
-              </w:rPr>
-              <w:t xml:space="preserve">; WCC - Thin and </w:t>
-            </w:r>
-            <w:proofErr w:type="spellStart"/>
-            <w:r>
-              <w:rPr>
-                <w:rFonts w:ascii="Helvetica" w:eastAsia="Helvetica" w:hAnsi="Helvetica" w:cs="Helvetica"/>
-                <w:color w:val="000000"/>
-                <w:sz w:val="22"/>
-                <w:szCs w:val="22"/>
-              </w:rPr>
-              <w:t>clearfell</w:t>
-            </w:r>
-            <w:proofErr w:type="spellEnd"/>
-            <w:r>
-              <w:rPr>
-                <w:rFonts w:ascii="Helvetica" w:eastAsia="Helvetica" w:hAnsi="Helvetica" w:cs="Helvetica"/>
-                <w:color w:val="000000"/>
-                <w:sz w:val="22"/>
-                <w:szCs w:val="22"/>
-              </w:rPr>
-              <w:t>; WCC - Thin only</w:t>
-            </w:r>
-          </w:p>
-        </w:tc>
-        <w:tc>
-          <w:tcPr>
-            <w:tcW w:w="1272" w:type="pct"/>
+          </w:p>
+        </w:tc>
+        <w:tc>
+          <w:tcPr>
+            <w:tcW w:w="1230" w:type="pct"/>
             <w:tcBorders>
               <w:top w:val="single" w:sz="6" w:space="0" w:color="666666"/>
               <w:left w:val="none" w:sz="0" w:space="0" w:color="000000"/>
